--- a/Day - 11.docx
+++ b/Day - 11.docx
@@ -8,16 +8,16 @@
         <w:rPr>
           <w:b/>
           <w:bCs/>
-          <w:sz w:val="28"/>
-          <w:szCs w:val="28"/>
+          <w:sz w:val="32"/>
+          <w:szCs w:val="32"/>
         </w:rPr>
       </w:pPr>
       <w:r>
         <w:rPr>
           <w:b/>
           <w:bCs/>
-          <w:sz w:val="28"/>
-          <w:szCs w:val="28"/>
+          <w:sz w:val="32"/>
+          <w:szCs w:val="32"/>
         </w:rPr>
         <w:t>Day - 11</w:t>
       </w:r>
@@ -28,186 +28,93 @@
       </w:r>
     </w:p>
     <w:p>
-      <w:proofErr w:type="gramStart"/>
-      <w:r>
-        <w:t>ABS(</w:t>
-      </w:r>
-      <w:proofErr w:type="gramEnd"/>
-      <w:r>
-        <w:t>): Absolute value of a number.</w:t>
-      </w:r>
-    </w:p>
-    <w:p>
-      <w:proofErr w:type="gramStart"/>
-      <w:r>
-        <w:t>CEIL(</w:t>
-      </w:r>
-      <w:proofErr w:type="gramEnd"/>
-      <w:r>
-        <w:t>): Round up.</w:t>
-      </w:r>
-    </w:p>
-    <w:p>
-      <w:proofErr w:type="gramStart"/>
-      <w:r>
-        <w:t>FLOOR(</w:t>
-      </w:r>
-      <w:proofErr w:type="gramEnd"/>
-      <w:r>
-        <w:t>): Round down.</w:t>
-      </w:r>
-    </w:p>
-    <w:p>
-      <w:proofErr w:type="gramStart"/>
-      <w:r>
-        <w:t>ROUND(</w:t>
-      </w:r>
-      <w:proofErr w:type="gramEnd"/>
-      <w:r>
-        <w:t>): Round to a specific number of digits.</w:t>
-      </w:r>
-    </w:p>
-    <w:p>
-      <w:proofErr w:type="gramStart"/>
-      <w:r>
-        <w:t>MOD(</w:t>
-      </w:r>
-      <w:proofErr w:type="gramEnd"/>
-      <w:r>
-        <w:t>): Modulo operation.</w:t>
-      </w:r>
-    </w:p>
-    <w:p>
-      <w:r>
-        <w:t>POW()/</w:t>
-      </w:r>
-      <w:proofErr w:type="gramStart"/>
-      <w:r>
-        <w:t>POWER(</w:t>
-      </w:r>
-      <w:proofErr w:type="gramEnd"/>
-      <w:r>
-        <w:t>): Exponentiation.</w:t>
-      </w:r>
-    </w:p>
-    <w:p>
-      <w:proofErr w:type="gramStart"/>
-      <w:r>
-        <w:t>SQRT(</w:t>
-      </w:r>
-      <w:proofErr w:type="gramEnd"/>
-      <w:r>
-        <w:t>): Square root.</w:t>
-      </w:r>
-    </w:p>
-    <w:p>
-      <w:proofErr w:type="gramStart"/>
-      <w:r>
-        <w:t>LN(</w:t>
-      </w:r>
-      <w:proofErr w:type="gramEnd"/>
-      <w:r>
-        <w:t>): Natural logarithm.</w:t>
-      </w:r>
-    </w:p>
-    <w:p>
-      <w:proofErr w:type="gramStart"/>
-      <w:r>
-        <w:t>LOG(</w:t>
-      </w:r>
-      <w:proofErr w:type="gramEnd"/>
-      <w:r>
-        <w:t>): Logarithm to a specific base.</w:t>
-      </w:r>
-    </w:p>
-    <w:p>
-      <w:proofErr w:type="gramStart"/>
-      <w:r>
-        <w:t>EXP(</w:t>
-      </w:r>
-      <w:proofErr w:type="gramEnd"/>
-      <w:r>
-        <w:t>): Exponential function.</w:t>
-      </w:r>
-    </w:p>
-    <w:p>
-      <w:proofErr w:type="gramStart"/>
-      <w:r>
-        <w:t>RADIANS(</w:t>
-      </w:r>
-      <w:proofErr w:type="gramEnd"/>
-      <w:r>
-        <w:t>): Convert degrees to radians.</w:t>
-      </w:r>
-    </w:p>
-    <w:p>
-      <w:proofErr w:type="gramStart"/>
-      <w:r>
-        <w:t>DEGREES(</w:t>
-      </w:r>
-      <w:proofErr w:type="gramEnd"/>
-      <w:r>
-        <w:t>): Convert radians to degrees.</w:t>
-      </w:r>
-    </w:p>
-    <w:p>
-      <w:proofErr w:type="gramStart"/>
-      <w:r>
-        <w:t>SIGN(</w:t>
-      </w:r>
-      <w:proofErr w:type="gramEnd"/>
-      <w:r>
-        <w:t>): Returns the sign of a number.</w:t>
-      </w:r>
-    </w:p>
-    <w:p>
-      <w:proofErr w:type="gramStart"/>
-      <w:r>
-        <w:t>RAND(</w:t>
-      </w:r>
-      <w:proofErr w:type="gramEnd"/>
-      <w:r>
-        <w:t>): Generate a random number.</w:t>
-      </w:r>
-    </w:p>
-    <w:p>
-      <w:proofErr w:type="gramStart"/>
-      <w:r>
-        <w:t>GREATEST(</w:t>
-      </w:r>
-      <w:proofErr w:type="gramEnd"/>
-      <w:r>
-        <w:t>): Find the maximum value.</w:t>
-      </w:r>
-    </w:p>
-    <w:p>
-      <w:proofErr w:type="gramStart"/>
-      <w:r>
-        <w:t>LEAST(</w:t>
-      </w:r>
-      <w:proofErr w:type="gramEnd"/>
-      <w:r>
-        <w:t>): Find the minimum value.</w:t>
-      </w:r>
-    </w:p>
-    <w:p>
-      <w:proofErr w:type="gramStart"/>
-      <w:r>
-        <w:t>PI(</w:t>
-      </w:r>
-      <w:proofErr w:type="gramEnd"/>
-      <w:r>
-        <w:t>): Return the value of Pi.</w:t>
-      </w:r>
-    </w:p>
-    <w:p>
-      <w:proofErr w:type="gramStart"/>
-      <w:r>
-        <w:t>TRUNCATE(</w:t>
-      </w:r>
-      <w:proofErr w:type="gramEnd"/>
-      <w:r>
-        <w:t>)</w:t>
+      <w:r>
+        <w:t>ABS(): Absolute value of a number.</w:t>
+      </w:r>
+    </w:p>
+    <w:p>
+      <w:r>
+        <w:t>CEIL(): Round up.</w:t>
+      </w:r>
+    </w:p>
+    <w:p>
+      <w:r>
+        <w:t>FLOOR(): Round down.</w:t>
+      </w:r>
+    </w:p>
+    <w:p>
+      <w:r>
+        <w:t>ROUND(): Round to a specific number of digits.</w:t>
+      </w:r>
+    </w:p>
+    <w:p>
+      <w:r>
+        <w:t>MOD(): Modulo operation.</w:t>
+      </w:r>
+    </w:p>
+    <w:p>
+      <w:r>
+        <w:t>POW()/POWER(): Exponentiation.</w:t>
+      </w:r>
+    </w:p>
+    <w:p>
+      <w:r>
+        <w:t>SQRT(): Square root.</w:t>
+      </w:r>
+    </w:p>
+    <w:p>
+      <w:r>
+        <w:t>LN(): Natural logarithm.</w:t>
+      </w:r>
+    </w:p>
+    <w:p>
+      <w:r>
+        <w:t>LOG(): Logarithm to a specific base.</w:t>
+      </w:r>
+    </w:p>
+    <w:p>
+      <w:r>
+        <w:t>EXP(): Exponential function.</w:t>
+      </w:r>
+    </w:p>
+    <w:p>
+      <w:r>
+        <w:t>RADIANS(): Convert degrees to radians.</w:t>
+      </w:r>
+    </w:p>
+    <w:p>
+      <w:r>
+        <w:t>DEGREES(): Convert radians to degrees.</w:t>
+      </w:r>
+    </w:p>
+    <w:p>
+      <w:r>
+        <w:t>SIGN(): Returns the sign of a number.</w:t>
+      </w:r>
+    </w:p>
+    <w:p>
+      <w:r>
+        <w:t>RAND(): Generate a random number.</w:t>
+      </w:r>
+    </w:p>
+    <w:p>
+      <w:r>
+        <w:t>GREATEST(): Find the maximum value.</w:t>
+      </w:r>
+    </w:p>
+    <w:p>
+      <w:r>
+        <w:t>LEAST(): Find the minimum value.</w:t>
+      </w:r>
+    </w:p>
+    <w:p>
+      <w:r>
+        <w:t>PI(): Return the value of Pi.</w:t>
+      </w:r>
+    </w:p>
+    <w:p>
+      <w:r>
+        <w:t>TRUNCATE()</w:t>
       </w:r>
       <w:r>
         <w:tab/>
@@ -215,13 +122,8 @@
       </w:r>
     </w:p>
     <w:p>
-      <w:proofErr w:type="gramStart"/>
-      <w:r>
-        <w:t>ROUND(</w:t>
-      </w:r>
-      <w:proofErr w:type="gramEnd"/>
-      <w:r>
-        <w:t>x, d, mode)</w:t>
+      <w:r>
+        <w:t>ROUND(x, d, mode)</w:t>
       </w:r>
       <w:r>
         <w:tab/>
@@ -270,15 +172,7 @@
     </w:p>
     <w:p>
       <w:r>
-        <w:t>BIT_</w:t>
-      </w:r>
-      <w:proofErr w:type="gramStart"/>
-      <w:r>
-        <w:t>COUNT(</w:t>
-      </w:r>
-      <w:proofErr w:type="gramEnd"/>
-      <w:r>
-        <w:t>)</w:t>
+        <w:t>BIT_COUNT()</w:t>
       </w:r>
       <w:r>
         <w:tab/>
@@ -286,13 +180,8 @@
       </w:r>
     </w:p>
     <w:p>
-      <w:proofErr w:type="gramStart"/>
-      <w:r>
-        <w:t>CONV(</w:t>
-      </w:r>
-      <w:proofErr w:type="gramEnd"/>
-      <w:r>
-        <w:t>)</w:t>
+      <w:r>
+        <w:t>CONV()</w:t>
       </w:r>
       <w:r>
         <w:tab/>
@@ -300,13 +189,8 @@
       </w:r>
     </w:p>
     <w:p>
-      <w:proofErr w:type="gramStart"/>
-      <w:r>
-        <w:t>HEX(</w:t>
-      </w:r>
-      <w:proofErr w:type="gramEnd"/>
-      <w:r>
-        <w:t>)</w:t>
+      <w:r>
+        <w:t>HEX()</w:t>
       </w:r>
       <w:r>
         <w:tab/>
@@ -314,13 +198,8 @@
       </w:r>
     </w:p>
     <w:p>
-      <w:proofErr w:type="gramStart"/>
-      <w:r>
-        <w:t>OCT(</w:t>
-      </w:r>
-      <w:proofErr w:type="gramEnd"/>
-      <w:r>
-        <w:t>)</w:t>
+      <w:r>
+        <w:t>OCT()</w:t>
       </w:r>
       <w:r>
         <w:tab/>
@@ -328,13 +207,8 @@
       </w:r>
     </w:p>
     <w:p>
-      <w:proofErr w:type="gramStart"/>
-      <w:r>
-        <w:t>BIN(</w:t>
-      </w:r>
-      <w:proofErr w:type="gramEnd"/>
-      <w:r>
-        <w:t>)</w:t>
+      <w:r>
+        <w:t>BIN()</w:t>
       </w:r>
       <w:r>
         <w:tab/>
@@ -348,15 +222,7 @@
     </w:p>
     <w:p>
       <w:r>
-        <w:t xml:space="preserve">1. </w:t>
-      </w:r>
-      <w:proofErr w:type="gramStart"/>
-      <w:r>
-        <w:t>ABS(</w:t>
-      </w:r>
-      <w:proofErr w:type="gramEnd"/>
-      <w:r>
-        <w:t>) - Absolute Value</w:t>
+        <w:t>1. ABS() - Absolute Value</w:t>
       </w:r>
     </w:p>
     <w:p>
@@ -366,23 +232,7 @@
     </w:p>
     <w:p>
       <w:r>
-        <w:t xml:space="preserve">SELECT </w:t>
-      </w:r>
-      <w:proofErr w:type="gramStart"/>
-      <w:r>
-        <w:t>ABS(</w:t>
-      </w:r>
-      <w:proofErr w:type="gramEnd"/>
-      <w:r>
-        <w:t xml:space="preserve">-100) AS </w:t>
-      </w:r>
-      <w:proofErr w:type="spellStart"/>
-      <w:r>
-        <w:t>absolute_value</w:t>
-      </w:r>
-      <w:proofErr w:type="spellEnd"/>
-      <w:r>
-        <w:t>;</w:t>
+        <w:t>SELECT ABS(-100) AS absolute_value;</w:t>
       </w:r>
     </w:p>
     <w:p/>
@@ -399,15 +249,7 @@
     </w:p>
     <w:p>
       <w:r>
-        <w:t xml:space="preserve">| </w:t>
-      </w:r>
-      <w:proofErr w:type="spellStart"/>
-      <w:r>
-        <w:t>absolute_value</w:t>
-      </w:r>
-      <w:proofErr w:type="spellEnd"/>
-      <w:r>
-        <w:t xml:space="preserve"> |</w:t>
+        <w:t>| absolute_value |</w:t>
       </w:r>
     </w:p>
     <w:p>
@@ -428,23 +270,7 @@
     <w:p/>
     <w:p>
       <w:r>
-        <w:t xml:space="preserve">2. </w:t>
-      </w:r>
-      <w:proofErr w:type="gramStart"/>
-      <w:r>
-        <w:t>CEIL(</w:t>
-      </w:r>
-      <w:proofErr w:type="gramEnd"/>
-      <w:r>
-        <w:t xml:space="preserve">) or </w:t>
-      </w:r>
-      <w:proofErr w:type="gramStart"/>
-      <w:r>
-        <w:t>CEILING(</w:t>
-      </w:r>
-      <w:proofErr w:type="gramEnd"/>
-      <w:r>
-        <w:t>) - Round Up</w:t>
+        <w:t>2. CEIL() or CEILING() - Round Up</w:t>
       </w:r>
     </w:p>
     <w:p>
@@ -454,23 +280,7 @@
     </w:p>
     <w:p>
       <w:r>
-        <w:t xml:space="preserve">SELECT </w:t>
-      </w:r>
-      <w:proofErr w:type="gramStart"/>
-      <w:r>
-        <w:t>CEIL(</w:t>
-      </w:r>
-      <w:proofErr w:type="gramEnd"/>
-      <w:r>
-        <w:t xml:space="preserve">12.34) AS </w:t>
-      </w:r>
-      <w:proofErr w:type="spellStart"/>
-      <w:r>
-        <w:t>rounded_up</w:t>
-      </w:r>
-      <w:proofErr w:type="spellEnd"/>
-      <w:r>
-        <w:t>;</w:t>
+        <w:t>SELECT CEIL(12.34) AS rounded_up;</w:t>
       </w:r>
     </w:p>
     <w:p/>
@@ -487,15 +297,7 @@
     </w:p>
     <w:p>
       <w:r>
-        <w:t xml:space="preserve">| </w:t>
-      </w:r>
-      <w:proofErr w:type="spellStart"/>
-      <w:r>
-        <w:t>rounded_up</w:t>
-      </w:r>
-      <w:proofErr w:type="spellEnd"/>
-      <w:r>
-        <w:t xml:space="preserve"> |</w:t>
+        <w:t>| rounded_up |</w:t>
       </w:r>
     </w:p>
     <w:p>
@@ -516,15 +318,7 @@
     <w:p/>
     <w:p>
       <w:r>
-        <w:t xml:space="preserve">3. </w:t>
-      </w:r>
-      <w:proofErr w:type="gramStart"/>
-      <w:r>
-        <w:t>FLOOR(</w:t>
-      </w:r>
-      <w:proofErr w:type="gramEnd"/>
-      <w:r>
-        <w:t>) - Round Down</w:t>
+        <w:t>3. FLOOR() - Round Down</w:t>
       </w:r>
     </w:p>
     <w:p>
@@ -534,23 +328,7 @@
     </w:p>
     <w:p>
       <w:r>
-        <w:t xml:space="preserve">SELECT </w:t>
-      </w:r>
-      <w:proofErr w:type="gramStart"/>
-      <w:r>
-        <w:t>FLOOR(</w:t>
-      </w:r>
-      <w:proofErr w:type="gramEnd"/>
-      <w:r>
-        <w:t xml:space="preserve">12.34) AS </w:t>
-      </w:r>
-      <w:proofErr w:type="spellStart"/>
-      <w:r>
-        <w:t>rounded_down</w:t>
-      </w:r>
-      <w:proofErr w:type="spellEnd"/>
-      <w:r>
-        <w:t>;</w:t>
+        <w:t>SELECT FLOOR(12.34) AS rounded_down;</w:t>
       </w:r>
     </w:p>
     <w:p/>
@@ -566,15 +344,7 @@
     </w:p>
     <w:p>
       <w:r>
-        <w:t xml:space="preserve">| </w:t>
-      </w:r>
-      <w:proofErr w:type="spellStart"/>
-      <w:r>
-        <w:t>rounded_down</w:t>
-      </w:r>
-      <w:proofErr w:type="spellEnd"/>
-      <w:r>
-        <w:t xml:space="preserve"> |</w:t>
+        <w:t>| rounded_down |</w:t>
       </w:r>
     </w:p>
     <w:p>
@@ -595,15 +365,7 @@
     <w:p/>
     <w:p>
       <w:r>
-        <w:t xml:space="preserve">4. </w:t>
-      </w:r>
-      <w:proofErr w:type="gramStart"/>
-      <w:r>
-        <w:t>ROUND(</w:t>
-      </w:r>
-      <w:proofErr w:type="gramEnd"/>
-      <w:r>
-        <w:t>) - Round to a Specific Number of Digits</w:t>
+        <w:t>4. ROUND() - Round to a Specific Number of Digits</w:t>
       </w:r>
     </w:p>
     <w:p>
@@ -613,23 +375,7 @@
     </w:p>
     <w:p>
       <w:r>
-        <w:t xml:space="preserve">SELECT </w:t>
-      </w:r>
-      <w:proofErr w:type="gramStart"/>
-      <w:r>
-        <w:t>ROUND(</w:t>
-      </w:r>
-      <w:proofErr w:type="gramEnd"/>
-      <w:r>
-        <w:t xml:space="preserve">12.3456, 2) AS </w:t>
-      </w:r>
-      <w:proofErr w:type="spellStart"/>
-      <w:r>
-        <w:t>rounded_value</w:t>
-      </w:r>
-      <w:proofErr w:type="spellEnd"/>
-      <w:r>
-        <w:t>;</w:t>
+        <w:t>SELECT ROUND(12.3456, 2) AS rounded_value;</w:t>
       </w:r>
     </w:p>
     <w:p/>
@@ -646,15 +392,7 @@
     <w:p>
       <w:r>
         <w:lastRenderedPageBreak/>
-        <w:t xml:space="preserve">| </w:t>
-      </w:r>
-      <w:proofErr w:type="spellStart"/>
-      <w:r>
-        <w:t>rounded_value</w:t>
-      </w:r>
-      <w:proofErr w:type="spellEnd"/>
-      <w:r>
-        <w:t>|</w:t>
+        <w:t>| rounded_value|</w:t>
       </w:r>
     </w:p>
     <w:p>
@@ -675,15 +413,7 @@
     <w:p/>
     <w:p>
       <w:r>
-        <w:t xml:space="preserve">5. </w:t>
-      </w:r>
-      <w:proofErr w:type="gramStart"/>
-      <w:r>
-        <w:t>MOD(</w:t>
-      </w:r>
-      <w:proofErr w:type="gramEnd"/>
-      <w:r>
-        <w:t>) - Modulo (Remainder of Division)</w:t>
+        <w:t>5. MOD() - Modulo (Remainder of Division)</w:t>
       </w:r>
     </w:p>
     <w:p>
@@ -693,15 +423,7 @@
     </w:p>
     <w:p>
       <w:r>
-        <w:t xml:space="preserve">SELECT </w:t>
-      </w:r>
-      <w:proofErr w:type="gramStart"/>
-      <w:r>
-        <w:t>MOD(</w:t>
-      </w:r>
-      <w:proofErr w:type="gramEnd"/>
-      <w:r>
-        <w:t>17, 5) AS remainder;</w:t>
+        <w:t>SELECT MOD(17, 5) AS remainder;</w:t>
       </w:r>
     </w:p>
     <w:p/>
@@ -739,23 +461,7 @@
     <w:p/>
     <w:p>
       <w:r>
-        <w:t xml:space="preserve">6. </w:t>
-      </w:r>
-      <w:proofErr w:type="gramStart"/>
-      <w:r>
-        <w:t>POW(</w:t>
-      </w:r>
-      <w:proofErr w:type="gramEnd"/>
-      <w:r>
-        <w:t xml:space="preserve">) or </w:t>
-      </w:r>
-      <w:proofErr w:type="gramStart"/>
-      <w:r>
-        <w:t>POWER(</w:t>
-      </w:r>
-      <w:proofErr w:type="gramEnd"/>
-      <w:r>
-        <w:t>) - Exponentiation</w:t>
+        <w:t>6. POW() or POWER() - Exponentiation</w:t>
       </w:r>
     </w:p>
     <w:p>
@@ -765,23 +471,7 @@
     </w:p>
     <w:p>
       <w:r>
-        <w:t xml:space="preserve">SELECT </w:t>
-      </w:r>
-      <w:proofErr w:type="gramStart"/>
-      <w:r>
-        <w:t>POW(</w:t>
-      </w:r>
-      <w:proofErr w:type="gramEnd"/>
-      <w:r>
-        <w:t xml:space="preserve">2, 3) AS </w:t>
-      </w:r>
-      <w:proofErr w:type="spellStart"/>
-      <w:r>
-        <w:t>power_value</w:t>
-      </w:r>
-      <w:proofErr w:type="spellEnd"/>
-      <w:r>
-        <w:t>;</w:t>
+        <w:t>SELECT POW(2, 3) AS power_value;</w:t>
       </w:r>
     </w:p>
     <w:p/>
@@ -797,15 +487,7 @@
     </w:p>
     <w:p>
       <w:r>
-        <w:t xml:space="preserve">| </w:t>
-      </w:r>
-      <w:proofErr w:type="spellStart"/>
-      <w:r>
-        <w:t>power_value</w:t>
-      </w:r>
-      <w:proofErr w:type="spellEnd"/>
-      <w:r>
-        <w:t xml:space="preserve"> |</w:t>
+        <w:t>| power_value |</w:t>
       </w:r>
     </w:p>
     <w:p>
@@ -826,15 +508,7 @@
     <w:p/>
     <w:p>
       <w:r>
-        <w:t xml:space="preserve">7. </w:t>
-      </w:r>
-      <w:proofErr w:type="gramStart"/>
-      <w:r>
-        <w:t>SQRT(</w:t>
-      </w:r>
-      <w:proofErr w:type="gramEnd"/>
-      <w:r>
-        <w:t>) - Square Root</w:t>
+        <w:t>7. SQRT() - Square Root</w:t>
       </w:r>
     </w:p>
     <w:p>
@@ -844,23 +518,7 @@
     </w:p>
     <w:p>
       <w:r>
-        <w:t xml:space="preserve">SELECT </w:t>
-      </w:r>
-      <w:proofErr w:type="gramStart"/>
-      <w:r>
-        <w:t>SQRT(</w:t>
-      </w:r>
-      <w:proofErr w:type="gramEnd"/>
-      <w:r>
-        <w:t xml:space="preserve">16) AS </w:t>
-      </w:r>
-      <w:proofErr w:type="spellStart"/>
-      <w:r>
-        <w:t>square_root</w:t>
-      </w:r>
-      <w:proofErr w:type="spellEnd"/>
-      <w:r>
-        <w:t>;</w:t>
+        <w:t>SELECT SQRT(16) AS square_root;</w:t>
       </w:r>
     </w:p>
     <w:p/>
@@ -876,15 +534,7 @@
     </w:p>
     <w:p>
       <w:r>
-        <w:t xml:space="preserve">| </w:t>
-      </w:r>
-      <w:proofErr w:type="spellStart"/>
-      <w:r>
-        <w:t>square_root</w:t>
-      </w:r>
-      <w:proofErr w:type="spellEnd"/>
-      <w:r>
-        <w:t xml:space="preserve"> |</w:t>
+        <w:t>| square_root |</w:t>
       </w:r>
     </w:p>
     <w:p>
@@ -906,15 +556,7 @@
     <w:p/>
     <w:p>
       <w:r>
-        <w:t xml:space="preserve">8. </w:t>
-      </w:r>
-      <w:proofErr w:type="gramStart"/>
-      <w:r>
-        <w:t>LN(</w:t>
-      </w:r>
-      <w:proofErr w:type="gramEnd"/>
-      <w:r>
-        <w:t>) - Natural Logarithm</w:t>
+        <w:t>8. LN() - Natural Logarithm</w:t>
       </w:r>
     </w:p>
     <w:p>
@@ -924,23 +566,7 @@
     </w:p>
     <w:p>
       <w:r>
-        <w:t xml:space="preserve">SELECT </w:t>
-      </w:r>
-      <w:proofErr w:type="gramStart"/>
-      <w:r>
-        <w:t>LN(</w:t>
-      </w:r>
-      <w:proofErr w:type="gramEnd"/>
-      <w:r>
-        <w:t xml:space="preserve">10) AS </w:t>
-      </w:r>
-      <w:proofErr w:type="spellStart"/>
-      <w:r>
-        <w:t>natural_log</w:t>
-      </w:r>
-      <w:proofErr w:type="spellEnd"/>
-      <w:r>
-        <w:t>;</w:t>
+        <w:t>SELECT LN(10) AS natural_log;</w:t>
       </w:r>
     </w:p>
     <w:p/>
@@ -956,15 +582,7 @@
     </w:p>
     <w:p>
       <w:r>
-        <w:t xml:space="preserve">| </w:t>
-      </w:r>
-      <w:proofErr w:type="spellStart"/>
-      <w:r>
-        <w:t>natural_log</w:t>
-      </w:r>
-      <w:proofErr w:type="spellEnd"/>
-      <w:r>
-        <w:t xml:space="preserve"> |</w:t>
+        <w:t>| natural_log |</w:t>
       </w:r>
     </w:p>
     <w:p>
@@ -985,15 +603,7 @@
     <w:p/>
     <w:p>
       <w:r>
-        <w:t xml:space="preserve">9. </w:t>
-      </w:r>
-      <w:proofErr w:type="gramStart"/>
-      <w:r>
-        <w:t>LOG(</w:t>
-      </w:r>
-      <w:proofErr w:type="gramEnd"/>
-      <w:r>
-        <w:t>) - Logarithm</w:t>
+        <w:t>9. LOG() - Logarithm</w:t>
       </w:r>
     </w:p>
     <w:p>
@@ -1003,23 +613,7 @@
     </w:p>
     <w:p>
       <w:r>
-        <w:t xml:space="preserve">SELECT </w:t>
-      </w:r>
-      <w:proofErr w:type="gramStart"/>
-      <w:r>
-        <w:t>LOG(</w:t>
-      </w:r>
-      <w:proofErr w:type="gramEnd"/>
-      <w:r>
-        <w:t xml:space="preserve">10, 100) AS </w:t>
-      </w:r>
-      <w:proofErr w:type="spellStart"/>
-      <w:r>
-        <w:t>log_value</w:t>
-      </w:r>
-      <w:proofErr w:type="spellEnd"/>
-      <w:r>
-        <w:t>;</w:t>
+        <w:t>SELECT LOG(10, 100) AS log_value;</w:t>
       </w:r>
     </w:p>
     <w:p/>
@@ -1035,15 +629,7 @@
     </w:p>
     <w:p>
       <w:r>
-        <w:t xml:space="preserve">| </w:t>
-      </w:r>
-      <w:proofErr w:type="spellStart"/>
-      <w:r>
-        <w:t>log_value</w:t>
-      </w:r>
-      <w:proofErr w:type="spellEnd"/>
-      <w:r>
-        <w:t xml:space="preserve"> |</w:t>
+        <w:t>| log_value |</w:t>
       </w:r>
     </w:p>
     <w:p>
@@ -1064,15 +650,7 @@
     <w:p/>
     <w:p>
       <w:r>
-        <w:t xml:space="preserve">10. </w:t>
-      </w:r>
-      <w:proofErr w:type="gramStart"/>
-      <w:r>
-        <w:t>EXP(</w:t>
-      </w:r>
-      <w:proofErr w:type="gramEnd"/>
-      <w:r>
-        <w:t>) - Exponential</w:t>
+        <w:t>10. EXP() - Exponential</w:t>
       </w:r>
     </w:p>
     <w:p>
@@ -1082,23 +660,7 @@
     </w:p>
     <w:p>
       <w:r>
-        <w:t xml:space="preserve">SELECT </w:t>
-      </w:r>
-      <w:proofErr w:type="gramStart"/>
-      <w:r>
-        <w:t>EXP(</w:t>
-      </w:r>
-      <w:proofErr w:type="gramEnd"/>
-      <w:r>
-        <w:t xml:space="preserve">1) AS </w:t>
-      </w:r>
-      <w:proofErr w:type="spellStart"/>
-      <w:r>
-        <w:t>exponential_value</w:t>
-      </w:r>
-      <w:proofErr w:type="spellEnd"/>
-      <w:r>
-        <w:t>;</w:t>
+        <w:t>SELECT EXP(1) AS exponential_value;</w:t>
       </w:r>
     </w:p>
     <w:p/>
@@ -1114,15 +676,7 @@
     </w:p>
     <w:p>
       <w:r>
-        <w:t xml:space="preserve">| </w:t>
-      </w:r>
-      <w:proofErr w:type="spellStart"/>
-      <w:r>
-        <w:t>exponential_value</w:t>
-      </w:r>
-      <w:proofErr w:type="spellEnd"/>
-      <w:r>
-        <w:t xml:space="preserve"> |</w:t>
+        <w:t>| exponential_value |</w:t>
       </w:r>
     </w:p>
     <w:p>
@@ -1144,15 +698,7 @@
     <w:p/>
     <w:p>
       <w:r>
-        <w:t xml:space="preserve">11. </w:t>
-      </w:r>
-      <w:proofErr w:type="gramStart"/>
-      <w:r>
-        <w:t>RADIANS(</w:t>
-      </w:r>
-      <w:proofErr w:type="gramEnd"/>
-      <w:r>
-        <w:t>) - Convert Degrees to Radians</w:t>
+        <w:t>11. RADIANS() - Convert Degrees to Radians</w:t>
       </w:r>
     </w:p>
     <w:p>
@@ -1163,23 +709,7 @@
     <w:p/>
     <w:p>
       <w:r>
-        <w:t xml:space="preserve">SELECT </w:t>
-      </w:r>
-      <w:proofErr w:type="gramStart"/>
-      <w:r>
-        <w:t>RADIANS(</w:t>
-      </w:r>
-      <w:proofErr w:type="gramEnd"/>
-      <w:r>
-        <w:t xml:space="preserve">180) AS </w:t>
-      </w:r>
-      <w:proofErr w:type="spellStart"/>
-      <w:r>
-        <w:t>radians_value</w:t>
-      </w:r>
-      <w:proofErr w:type="spellEnd"/>
-      <w:r>
-        <w:t>;</w:t>
+        <w:t>SELECT RADIANS(180) AS radians_value;</w:t>
       </w:r>
     </w:p>
     <w:p/>
@@ -1195,15 +725,7 @@
     </w:p>
     <w:p>
       <w:r>
-        <w:t xml:space="preserve">| </w:t>
-      </w:r>
-      <w:proofErr w:type="spellStart"/>
-      <w:r>
-        <w:t>radians_value</w:t>
-      </w:r>
-      <w:proofErr w:type="spellEnd"/>
-      <w:r>
-        <w:t xml:space="preserve"> |</w:t>
+        <w:t>| radians_value |</w:t>
       </w:r>
     </w:p>
     <w:p>
@@ -1224,15 +746,7 @@
     <w:p/>
     <w:p>
       <w:r>
-        <w:t xml:space="preserve">12. </w:t>
-      </w:r>
-      <w:proofErr w:type="gramStart"/>
-      <w:r>
-        <w:t>DEGREES(</w:t>
-      </w:r>
-      <w:proofErr w:type="gramEnd"/>
-      <w:r>
-        <w:t>) - Convert Radians to Degrees</w:t>
+        <w:t>12. DEGREES() - Convert Radians to Degrees</w:t>
       </w:r>
     </w:p>
     <w:p>
@@ -1243,23 +757,7 @@
     <w:p/>
     <w:p>
       <w:r>
-        <w:t>SELECT DEGREES(</w:t>
-      </w:r>
-      <w:proofErr w:type="gramStart"/>
-      <w:r>
-        <w:t>PI(</w:t>
-      </w:r>
-      <w:proofErr w:type="gramEnd"/>
-      <w:r>
-        <w:t xml:space="preserve">)) AS </w:t>
-      </w:r>
-      <w:proofErr w:type="spellStart"/>
-      <w:r>
-        <w:t>degrees_value</w:t>
-      </w:r>
-      <w:proofErr w:type="spellEnd"/>
-      <w:r>
-        <w:t>;</w:t>
+        <w:t>SELECT DEGREES(PI()) AS degrees_value;</w:t>
       </w:r>
     </w:p>
     <w:p/>
@@ -1275,15 +773,7 @@
     </w:p>
     <w:p>
       <w:r>
-        <w:t xml:space="preserve">| </w:t>
-      </w:r>
-      <w:proofErr w:type="spellStart"/>
-      <w:r>
-        <w:t>degrees_value</w:t>
-      </w:r>
-      <w:proofErr w:type="spellEnd"/>
-      <w:r>
-        <w:t xml:space="preserve"> |</w:t>
+        <w:t>| degrees_value |</w:t>
       </w:r>
     </w:p>
     <w:p>
@@ -1304,15 +794,7 @@
     <w:p/>
     <w:p>
       <w:r>
-        <w:t xml:space="preserve">13. </w:t>
-      </w:r>
-      <w:proofErr w:type="gramStart"/>
-      <w:r>
-        <w:t>SIGN(</w:t>
-      </w:r>
-      <w:proofErr w:type="gramEnd"/>
-      <w:r>
-        <w:t>) - Sign of a Number</w:t>
+        <w:t>13. SIGN() - Sign of a Number</w:t>
       </w:r>
     </w:p>
     <w:p>
@@ -1338,23 +820,7 @@
     <w:p/>
     <w:p>
       <w:r>
-        <w:t xml:space="preserve">SELECT </w:t>
-      </w:r>
-      <w:proofErr w:type="gramStart"/>
-      <w:r>
-        <w:t>SIGN(</w:t>
-      </w:r>
-      <w:proofErr w:type="gramEnd"/>
-      <w:r>
-        <w:t xml:space="preserve">-25) AS </w:t>
-      </w:r>
-      <w:proofErr w:type="spellStart"/>
-      <w:r>
-        <w:t>sign_value</w:t>
-      </w:r>
-      <w:proofErr w:type="spellEnd"/>
-      <w:r>
-        <w:t>;</w:t>
+        <w:t>SELECT SIGN(-25) AS sign_value;</w:t>
       </w:r>
     </w:p>
     <w:p/>
@@ -1371,15 +837,7 @@
     </w:p>
     <w:p>
       <w:r>
-        <w:t xml:space="preserve">| </w:t>
-      </w:r>
-      <w:proofErr w:type="spellStart"/>
-      <w:r>
-        <w:t>sign_value</w:t>
-      </w:r>
-      <w:proofErr w:type="spellEnd"/>
-      <w:r>
-        <w:t xml:space="preserve"> |</w:t>
+        <w:t>| sign_value |</w:t>
       </w:r>
     </w:p>
     <w:p>
@@ -1400,15 +858,7 @@
     <w:p/>
     <w:p>
       <w:r>
-        <w:t xml:space="preserve">14. </w:t>
-      </w:r>
-      <w:proofErr w:type="gramStart"/>
-      <w:r>
-        <w:t>RAND(</w:t>
-      </w:r>
-      <w:proofErr w:type="gramEnd"/>
-      <w:r>
-        <w:t>) - Generate a Random Number</w:t>
+        <w:t>14. RAND() - Generate a Random Number</w:t>
       </w:r>
     </w:p>
     <w:p>
@@ -1418,23 +868,7 @@
     </w:p>
     <w:p>
       <w:r>
-        <w:t xml:space="preserve">SELECT </w:t>
-      </w:r>
-      <w:proofErr w:type="gramStart"/>
-      <w:r>
-        <w:t>RAND(</w:t>
-      </w:r>
-      <w:proofErr w:type="gramEnd"/>
-      <w:r>
-        <w:t xml:space="preserve">) AS </w:t>
-      </w:r>
-      <w:proofErr w:type="spellStart"/>
-      <w:r>
-        <w:t>random_value</w:t>
-      </w:r>
-      <w:proofErr w:type="spellEnd"/>
-      <w:r>
-        <w:t>;</w:t>
+        <w:t>SELECT RAND() AS random_value;</w:t>
       </w:r>
     </w:p>
     <w:p/>
@@ -1450,15 +884,7 @@
     </w:p>
     <w:p>
       <w:r>
-        <w:t xml:space="preserve">| </w:t>
-      </w:r>
-      <w:proofErr w:type="spellStart"/>
-      <w:r>
-        <w:t>random_value</w:t>
-      </w:r>
-      <w:proofErr w:type="spellEnd"/>
-      <w:r>
-        <w:t xml:space="preserve"> |</w:t>
+        <w:t>| random_value |</w:t>
       </w:r>
     </w:p>
     <w:p>
@@ -1484,23 +910,7 @@
     </w:p>
     <w:p>
       <w:r>
-        <w:t>SELECT FLOOR(</w:t>
-      </w:r>
-      <w:proofErr w:type="gramStart"/>
-      <w:r>
-        <w:t>RAND(</w:t>
-      </w:r>
-      <w:proofErr w:type="gramEnd"/>
-      <w:r>
-        <w:t xml:space="preserve">) * (100 - 1 + 1) + 1) AS </w:t>
-      </w:r>
-      <w:proofErr w:type="spellStart"/>
-      <w:r>
-        <w:t>random_in_range</w:t>
-      </w:r>
-      <w:proofErr w:type="spellEnd"/>
-      <w:r>
-        <w:t>;</w:t>
+        <w:t>SELECT FLOOR(RAND() * (100 - 1 + 1) + 1) AS random_in_range;</w:t>
       </w:r>
     </w:p>
     <w:p/>
@@ -1516,21 +926,8 @@
     </w:p>
     <w:p>
       <w:r>
-        <w:t xml:space="preserve">| </w:t>
-      </w:r>
-      <w:proofErr w:type="spellStart"/>
-      <w:r>
-        <w:t>random_in_</w:t>
-      </w:r>
-      <w:proofErr w:type="gramStart"/>
-      <w:r>
-        <w:t>range</w:t>
-      </w:r>
-      <w:proofErr w:type="spellEnd"/>
-      <w:r>
-        <w:t>  |</w:t>
-      </w:r>
-      <w:proofErr w:type="gramEnd"/>
+        <w:t>| random_in_range  |</w:t>
+      </w:r>
     </w:p>
     <w:p>
       <w:r>
@@ -1550,15 +947,7 @@
     <w:p/>
     <w:p>
       <w:r>
-        <w:t xml:space="preserve">15. </w:t>
-      </w:r>
-      <w:proofErr w:type="gramStart"/>
-      <w:r>
-        <w:t>GREATEST(</w:t>
-      </w:r>
-      <w:proofErr w:type="gramEnd"/>
-      <w:r>
-        <w:t>) - Find the Maximum Value</w:t>
+        <w:t>15. GREATEST() - Find the Maximum Value</w:t>
       </w:r>
     </w:p>
     <w:p>
@@ -1569,23 +958,7 @@
     <w:p/>
     <w:p>
       <w:r>
-        <w:t xml:space="preserve">SELECT </w:t>
-      </w:r>
-      <w:proofErr w:type="gramStart"/>
-      <w:r>
-        <w:t>GREATEST(</w:t>
-      </w:r>
-      <w:proofErr w:type="gramEnd"/>
-      <w:r>
-        <w:t xml:space="preserve">5, 10, 15, 20) AS </w:t>
-      </w:r>
-      <w:proofErr w:type="spellStart"/>
-      <w:r>
-        <w:t>GREATEST_value</w:t>
-      </w:r>
-      <w:proofErr w:type="spellEnd"/>
-      <w:r>
-        <w:t>;</w:t>
+        <w:t>SELECT GREATEST(5, 10, 15, 20) AS GREATEST_value;</w:t>
       </w:r>
     </w:p>
     <w:p/>
@@ -1601,15 +974,7 @@
     </w:p>
     <w:p>
       <w:r>
-        <w:t xml:space="preserve">| </w:t>
-      </w:r>
-      <w:proofErr w:type="spellStart"/>
-      <w:r>
-        <w:t>greatest_value</w:t>
-      </w:r>
-      <w:proofErr w:type="spellEnd"/>
-      <w:r>
-        <w:t xml:space="preserve"> |</w:t>
+        <w:t>| greatest_value |</w:t>
       </w:r>
     </w:p>
     <w:p>
@@ -1631,15 +996,7 @@
     <w:p/>
     <w:p>
       <w:r>
-        <w:t xml:space="preserve">16. </w:t>
-      </w:r>
-      <w:proofErr w:type="gramStart"/>
-      <w:r>
-        <w:t>LEAST(</w:t>
-      </w:r>
-      <w:proofErr w:type="gramEnd"/>
-      <w:r>
-        <w:t>) - Find the Minimum Value</w:t>
+        <w:t>16. LEAST() - Find the Minimum Value</w:t>
       </w:r>
     </w:p>
     <w:p>
@@ -1650,23 +1007,7 @@
     <w:p/>
     <w:p>
       <w:r>
-        <w:t xml:space="preserve">SELECT </w:t>
-      </w:r>
-      <w:proofErr w:type="gramStart"/>
-      <w:r>
-        <w:t>LEAST(</w:t>
-      </w:r>
-      <w:proofErr w:type="gramEnd"/>
-      <w:r>
-        <w:t xml:space="preserve">5, 10, 15, 20) AS </w:t>
-      </w:r>
-      <w:proofErr w:type="spellStart"/>
-      <w:r>
-        <w:t>least_value</w:t>
-      </w:r>
-      <w:proofErr w:type="spellEnd"/>
-      <w:r>
-        <w:t>;</w:t>
+        <w:t>SELECT LEAST(5, 10, 15, 20) AS least_value;</w:t>
       </w:r>
     </w:p>
     <w:p/>
@@ -1682,15 +1023,7 @@
     </w:p>
     <w:p>
       <w:r>
-        <w:t xml:space="preserve">| </w:t>
-      </w:r>
-      <w:proofErr w:type="spellStart"/>
-      <w:r>
-        <w:t>least_value</w:t>
-      </w:r>
-      <w:proofErr w:type="spellEnd"/>
-      <w:r>
-        <w:t xml:space="preserve"> |</w:t>
+        <w:t>| least_value |</w:t>
       </w:r>
     </w:p>
     <w:p>
@@ -1711,15 +1044,7 @@
     <w:p/>
     <w:p>
       <w:r>
-        <w:t xml:space="preserve">17. </w:t>
-      </w:r>
-      <w:proofErr w:type="gramStart"/>
-      <w:r>
-        <w:t>PI(</w:t>
-      </w:r>
-      <w:proofErr w:type="gramEnd"/>
-      <w:r>
-        <w:t>) - Returns the Value of Pi</w:t>
+        <w:t>17. PI() - Returns the Value of Pi</w:t>
       </w:r>
     </w:p>
     <w:p>
@@ -1729,23 +1054,7 @@
     </w:p>
     <w:p>
       <w:r>
-        <w:t xml:space="preserve">SELECT </w:t>
-      </w:r>
-      <w:proofErr w:type="gramStart"/>
-      <w:r>
-        <w:t>PI(</w:t>
-      </w:r>
-      <w:proofErr w:type="gramEnd"/>
-      <w:r>
-        <w:t xml:space="preserve">) AS </w:t>
-      </w:r>
-      <w:proofErr w:type="spellStart"/>
-      <w:r>
-        <w:t>pi_value</w:t>
-      </w:r>
-      <w:proofErr w:type="spellEnd"/>
-      <w:r>
-        <w:t>;</w:t>
+        <w:t>SELECT PI() AS pi_value;</w:t>
       </w:r>
     </w:p>
     <w:p/>
@@ -1761,21 +1070,8 @@
     </w:p>
     <w:p>
       <w:r>
-        <w:t xml:space="preserve">| </w:t>
-      </w:r>
-      <w:proofErr w:type="spellStart"/>
-      <w:r>
-        <w:t>pi_</w:t>
-      </w:r>
-      <w:proofErr w:type="gramStart"/>
-      <w:r>
-        <w:t>value</w:t>
-      </w:r>
-      <w:proofErr w:type="spellEnd"/>
-      <w:r>
-        <w:t>  |</w:t>
-      </w:r>
-      <w:proofErr w:type="gramEnd"/>
+        <w:t>| pi_value  |</w:t>
+      </w:r>
     </w:p>
     <w:p>
       <w:r>
@@ -1784,13 +1080,8 @@
     </w:p>
     <w:p>
       <w:r>
-        <w:t xml:space="preserve">| </w:t>
-      </w:r>
-      <w:proofErr w:type="gramStart"/>
-      <w:r>
-        <w:t>3.141593  |</w:t>
-      </w:r>
-      <w:proofErr w:type="gramEnd"/>
+        <w:t>| 3.141593  |</w:t>
+      </w:r>
     </w:p>
     <w:p>
       <w:r>
@@ -1799,15 +1090,7 @@
     </w:p>
     <w:p>
       <w:r>
-        <w:t xml:space="preserve">18. </w:t>
-      </w:r>
-      <w:proofErr w:type="gramStart"/>
-      <w:r>
-        <w:t>TRUNCATE(</w:t>
-      </w:r>
-      <w:proofErr w:type="gramEnd"/>
-      <w:r>
-        <w:t>) – Truncate Decimal Places</w:t>
+        <w:t>18. TRUNCATE() – Truncate Decimal Places</w:t>
       </w:r>
     </w:p>
     <w:p>
@@ -1818,23 +1101,7 @@
     <w:p/>
     <w:p>
       <w:r>
-        <w:t xml:space="preserve">SELECT </w:t>
-      </w:r>
-      <w:proofErr w:type="gramStart"/>
-      <w:r>
-        <w:t>TRUNCATE(</w:t>
-      </w:r>
-      <w:proofErr w:type="gramEnd"/>
-      <w:r>
-        <w:t xml:space="preserve">12.3456, 2) AS </w:t>
-      </w:r>
-      <w:proofErr w:type="spellStart"/>
-      <w:r>
-        <w:t>truncated_value</w:t>
-      </w:r>
-      <w:proofErr w:type="spellEnd"/>
-      <w:r>
-        <w:t>;</w:t>
+        <w:t>SELECT TRUNCATE(12.3456, 2) AS truncated_value;</w:t>
       </w:r>
     </w:p>
     <w:p/>
@@ -1850,15 +1117,7 @@
     </w:p>
     <w:p>
       <w:r>
-        <w:t xml:space="preserve">| </w:t>
-      </w:r>
-      <w:proofErr w:type="spellStart"/>
-      <w:r>
-        <w:t>truncated_value</w:t>
-      </w:r>
-      <w:proofErr w:type="spellEnd"/>
-      <w:r>
-        <w:t>|</w:t>
+        <w:t>| truncated_value|</w:t>
       </w:r>
     </w:p>
     <w:p>
@@ -1880,15 +1139,7 @@
     <w:p/>
     <w:p>
       <w:r>
-        <w:t xml:space="preserve">19. </w:t>
-      </w:r>
-      <w:proofErr w:type="gramStart"/>
-      <w:r>
-        <w:t>ROUND(</w:t>
-      </w:r>
-      <w:proofErr w:type="gramEnd"/>
-      <w:r>
-        <w:t>X, D [, mode]) – Round with Optional Mode</w:t>
+        <w:t>19. ROUND(X, D [, mode]) – Round with Optional Mode</w:t>
       </w:r>
     </w:p>
     <w:p>
@@ -1909,15 +1160,7 @@
     </w:p>
     <w:p>
       <w:r>
-        <w:t xml:space="preserve">| </w:t>
-      </w:r>
-      <w:proofErr w:type="spellStart"/>
-      <w:r>
-        <w:t>rounded_custom</w:t>
-      </w:r>
-      <w:proofErr w:type="spellEnd"/>
-      <w:r>
-        <w:t xml:space="preserve"> |</w:t>
+        <w:t>| rounded_custom |</w:t>
       </w:r>
     </w:p>
     <w:p>
@@ -1964,13 +1207,8 @@
     </w:p>
     <w:p>
       <w:r>
-        <w:t>| log2_</w:t>
-      </w:r>
-      <w:proofErr w:type="gramStart"/>
-      <w:r>
-        <w:t>value  |</w:t>
-      </w:r>
-      <w:proofErr w:type="gramEnd"/>
+        <w:t>| log2_value  |</w:t>
+      </w:r>
     </w:p>
     <w:p>
       <w:r>
@@ -2016,13 +1254,8 @@
     </w:p>
     <w:p>
       <w:r>
-        <w:t>| log10_</w:t>
-      </w:r>
-      <w:proofErr w:type="gramStart"/>
-      <w:r>
-        <w:t>value  |</w:t>
-      </w:r>
-      <w:proofErr w:type="gramEnd"/>
+        <w:t>| log10_value  |</w:t>
+      </w:r>
     </w:p>
     <w:p>
       <w:r>
@@ -2043,15 +1276,7 @@
     <w:p>
       <w:r>
         <w:lastRenderedPageBreak/>
-        <w:t>22. BIT_</w:t>
-      </w:r>
-      <w:proofErr w:type="gramStart"/>
-      <w:r>
-        <w:t>COUNT(</w:t>
-      </w:r>
-      <w:proofErr w:type="gramEnd"/>
-      <w:r>
-        <w:t>) – Count of Set Bits</w:t>
+        <w:t>22. BIT_COUNT() – Count of Set Bits</w:t>
       </w:r>
     </w:p>
     <w:p>
@@ -2062,23 +1287,7 @@
     <w:p/>
     <w:p>
       <w:r>
-        <w:t>SELECT BIT_</w:t>
-      </w:r>
-      <w:proofErr w:type="gramStart"/>
-      <w:r>
-        <w:t>COUNT(</w:t>
-      </w:r>
-      <w:proofErr w:type="gramEnd"/>
-      <w:r>
-        <w:t xml:space="preserve">7) AS </w:t>
-      </w:r>
-      <w:proofErr w:type="spellStart"/>
-      <w:r>
-        <w:t>set_bits_count</w:t>
-      </w:r>
-      <w:proofErr w:type="spellEnd"/>
-      <w:r>
-        <w:t>;</w:t>
+        <w:t>SELECT BIT_COUNT(7) AS set_bits_count;</w:t>
       </w:r>
     </w:p>
     <w:p/>
@@ -2094,21 +1303,8 @@
     </w:p>
     <w:p>
       <w:r>
-        <w:t xml:space="preserve">| </w:t>
-      </w:r>
-      <w:proofErr w:type="spellStart"/>
-      <w:r>
-        <w:t>set_bits_</w:t>
-      </w:r>
-      <w:proofErr w:type="gramStart"/>
-      <w:r>
-        <w:t>count</w:t>
-      </w:r>
-      <w:proofErr w:type="spellEnd"/>
-      <w:r>
-        <w:t>  |</w:t>
-      </w:r>
-      <w:proofErr w:type="gramEnd"/>
+        <w:t>| set_bits_count  |</w:t>
+      </w:r>
     </w:p>
     <w:p>
       <w:r>
@@ -2134,31 +1330,7 @@
     <w:p/>
     <w:p>
       <w:r>
-        <w:t xml:space="preserve">23. </w:t>
-      </w:r>
-      <w:proofErr w:type="gramStart"/>
-      <w:r>
-        <w:t>CONV(</w:t>
-      </w:r>
-      <w:proofErr w:type="gramEnd"/>
-      <w:r>
-        <w:t xml:space="preserve">N, </w:t>
-      </w:r>
-      <w:proofErr w:type="spellStart"/>
-      <w:r>
-        <w:t>from_base</w:t>
-      </w:r>
-      <w:proofErr w:type="spellEnd"/>
-      <w:r>
-        <w:t xml:space="preserve">, </w:t>
-      </w:r>
-      <w:proofErr w:type="spellStart"/>
-      <w:r>
-        <w:t>to_base</w:t>
-      </w:r>
-      <w:proofErr w:type="spellEnd"/>
-      <w:r>
-        <w:t>) – Convert Number Between Bases</w:t>
+        <w:t>23. CONV(N, from_base, to_base) – Convert Number Between Bases</w:t>
       </w:r>
     </w:p>
     <w:p>
@@ -2168,15 +1340,7 @@
     </w:p>
     <w:p>
       <w:r>
-        <w:t xml:space="preserve">SELECT </w:t>
-      </w:r>
-      <w:proofErr w:type="gramStart"/>
-      <w:r>
-        <w:t>CONV(</w:t>
-      </w:r>
-      <w:proofErr w:type="gramEnd"/>
-      <w:r>
-        <w:t>'A', 16, 10) AS base10_value;</w:t>
+        <w:t>SELECT CONV('A', 16, 10) AS base10_value;</w:t>
       </w:r>
     </w:p>
     <w:p/>
@@ -2213,15 +1377,7 @@
     <w:p/>
     <w:p>
       <w:r>
-        <w:t xml:space="preserve">24. </w:t>
-      </w:r>
-      <w:proofErr w:type="gramStart"/>
-      <w:r>
-        <w:t>HEX(</w:t>
-      </w:r>
-      <w:proofErr w:type="gramEnd"/>
-      <w:r>
-        <w:t>) – Convert to Hexadecimal</w:t>
+        <w:t>24. HEX() – Convert to Hexadecimal</w:t>
       </w:r>
     </w:p>
     <w:p>
@@ -2231,23 +1387,7 @@
     </w:p>
     <w:p>
       <w:r>
-        <w:t xml:space="preserve">SELECT </w:t>
-      </w:r>
-      <w:proofErr w:type="gramStart"/>
-      <w:r>
-        <w:t>HEX(</w:t>
-      </w:r>
-      <w:proofErr w:type="gramEnd"/>
-      <w:r>
-        <w:t xml:space="preserve">255) AS </w:t>
-      </w:r>
-      <w:proofErr w:type="spellStart"/>
-      <w:r>
-        <w:t>hex_value</w:t>
-      </w:r>
-      <w:proofErr w:type="spellEnd"/>
-      <w:r>
-        <w:t>;</w:t>
+        <w:t>SELECT HEX(255) AS hex_value;</w:t>
       </w:r>
     </w:p>
     <w:p/>
@@ -2263,15 +1403,7 @@
     </w:p>
     <w:p>
       <w:r>
-        <w:t xml:space="preserve">| </w:t>
-      </w:r>
-      <w:proofErr w:type="spellStart"/>
-      <w:r>
-        <w:t>hex_value</w:t>
-      </w:r>
-      <w:proofErr w:type="spellEnd"/>
-      <w:r>
-        <w:t xml:space="preserve"> |</w:t>
+        <w:t>| hex_value |</w:t>
       </w:r>
     </w:p>
     <w:p>
@@ -2292,15 +1424,7 @@
     <w:p/>
     <w:p>
       <w:r>
-        <w:t xml:space="preserve">25. </w:t>
-      </w:r>
-      <w:proofErr w:type="gramStart"/>
-      <w:r>
-        <w:t>OCT(</w:t>
-      </w:r>
-      <w:proofErr w:type="gramEnd"/>
-      <w:r>
-        <w:t>) – Convert to Octal</w:t>
+        <w:t>25. OCT() – Convert to Octal</w:t>
       </w:r>
     </w:p>
     <w:p>
@@ -2310,23 +1434,7 @@
     </w:p>
     <w:p>
       <w:r>
-        <w:t xml:space="preserve">SELECT </w:t>
-      </w:r>
-      <w:proofErr w:type="gramStart"/>
-      <w:r>
-        <w:t>OCT(</w:t>
-      </w:r>
-      <w:proofErr w:type="gramEnd"/>
-      <w:r>
-        <w:t xml:space="preserve">64) AS </w:t>
-      </w:r>
-      <w:proofErr w:type="spellStart"/>
-      <w:r>
-        <w:t>octal_value</w:t>
-      </w:r>
-      <w:proofErr w:type="spellEnd"/>
-      <w:r>
-        <w:t>;</w:t>
+        <w:t>SELECT OCT(64) AS octal_value;</w:t>
       </w:r>
     </w:p>
     <w:p/>
@@ -2342,15 +1450,7 @@
     </w:p>
     <w:p>
       <w:r>
-        <w:t xml:space="preserve">| </w:t>
-      </w:r>
-      <w:proofErr w:type="spellStart"/>
-      <w:r>
-        <w:t>octal_value</w:t>
-      </w:r>
-      <w:proofErr w:type="spellEnd"/>
-      <w:r>
-        <w:t xml:space="preserve"> |</w:t>
+        <w:t>| octal_value |</w:t>
       </w:r>
     </w:p>
     <w:p>
@@ -2371,15 +1471,7 @@
     <w:p/>
     <w:p>
       <w:r>
-        <w:t xml:space="preserve">26. </w:t>
-      </w:r>
-      <w:proofErr w:type="gramStart"/>
-      <w:r>
-        <w:t>BIN(</w:t>
-      </w:r>
-      <w:proofErr w:type="gramEnd"/>
-      <w:r>
-        <w:t>) – Convert to Binary</w:t>
+        <w:t>26. BIN() – Convert to Binary</w:t>
       </w:r>
     </w:p>
     <w:p>
@@ -2389,23 +1481,7 @@
     </w:p>
     <w:p>
       <w:r>
-        <w:t xml:space="preserve">SELECT </w:t>
-      </w:r>
-      <w:proofErr w:type="gramStart"/>
-      <w:r>
-        <w:t>BIN(</w:t>
-      </w:r>
-      <w:proofErr w:type="gramEnd"/>
-      <w:r>
-        <w:t xml:space="preserve">10) AS </w:t>
-      </w:r>
-      <w:proofErr w:type="spellStart"/>
-      <w:r>
-        <w:t>binary_value</w:t>
-      </w:r>
-      <w:proofErr w:type="spellEnd"/>
-      <w:r>
-        <w:t>;</w:t>
+        <w:t>SELECT BIN(10) AS binary_value;</w:t>
       </w:r>
     </w:p>
     <w:p/>
@@ -2422,15 +1498,7 @@
     </w:p>
     <w:p>
       <w:r>
-        <w:t xml:space="preserve">| </w:t>
-      </w:r>
-      <w:proofErr w:type="spellStart"/>
-      <w:r>
-        <w:t>binary_value</w:t>
-      </w:r>
-      <w:proofErr w:type="spellEnd"/>
-      <w:r>
-        <w:t xml:space="preserve"> |</w:t>
+        <w:t>| binary_value |</w:t>
       </w:r>
     </w:p>
     <w:p>
@@ -2483,13 +1551,8 @@
       </w:r>
     </w:p>
     <w:p>
-      <w:proofErr w:type="gramStart"/>
-      <w:r>
-        <w:t>CONCAT(</w:t>
-      </w:r>
-      <w:proofErr w:type="gramEnd"/>
-      <w:r>
-        <w:t>)</w:t>
+      <w:r>
+        <w:t>CONCAT()</w:t>
       </w:r>
     </w:p>
     <w:p>
@@ -2499,15 +1562,7 @@
     </w:p>
     <w:p>
       <w:r>
-        <w:t>CONCAT_</w:t>
-      </w:r>
-      <w:proofErr w:type="gramStart"/>
-      <w:r>
-        <w:t>WS(</w:t>
-      </w:r>
-      <w:proofErr w:type="gramEnd"/>
-      <w:r>
-        <w:t>)</w:t>
+        <w:t>CONCAT_WS()</w:t>
       </w:r>
     </w:p>
     <w:p>
@@ -2516,83 +1571,39 @@
       </w:r>
     </w:p>
     <w:p>
-      <w:proofErr w:type="gramStart"/>
       <w:r>
         <w:lastRenderedPageBreak/>
-        <w:t>UPPER(</w:t>
-      </w:r>
-      <w:proofErr w:type="gramEnd"/>
-      <w:r>
-        <w:t>)</w:t>
-      </w:r>
-    </w:p>
-    <w:p>
-      <w:r>
-        <w:t>Converts all characters in a string to uppercase. (</w:t>
-      </w:r>
-      <w:proofErr w:type="gramStart"/>
-      <w:r>
-        <w:t>UCASE(</w:t>
-      </w:r>
-      <w:proofErr w:type="gramEnd"/>
-      <w:r>
-        <w:t>) is an alias.)</w:t>
-      </w:r>
-    </w:p>
-    <w:p>
-      <w:proofErr w:type="gramStart"/>
-      <w:r>
-        <w:t>LOWER(</w:t>
-      </w:r>
-      <w:proofErr w:type="gramEnd"/>
-      <w:r>
-        <w:t>)</w:t>
-      </w:r>
-    </w:p>
-    <w:p>
-      <w:r>
-        <w:t>Converts all characters in a string to lowercase. (</w:t>
-      </w:r>
-      <w:proofErr w:type="gramStart"/>
-      <w:r>
-        <w:t>LCASE(</w:t>
-      </w:r>
-      <w:proofErr w:type="gramEnd"/>
-      <w:r>
-        <w:t>) is an alias.)</w:t>
-      </w:r>
-    </w:p>
-    <w:p>
-      <w:proofErr w:type="gramStart"/>
-      <w:r>
-        <w:t>SUBSTRING(</w:t>
-      </w:r>
-      <w:proofErr w:type="gramEnd"/>
-      <w:r>
-        <w:t>)</w:t>
-      </w:r>
-    </w:p>
-    <w:p>
-      <w:r>
-        <w:t>Extracts a specified number of characters from a string starting at a given position. (</w:t>
-      </w:r>
-      <w:proofErr w:type="gramStart"/>
-      <w:r>
-        <w:t>SUBSTR(</w:t>
-      </w:r>
-      <w:proofErr w:type="gramEnd"/>
-      <w:r>
-        <w:t>) is an alias.)</w:t>
-      </w:r>
-    </w:p>
-    <w:p>
-      <w:proofErr w:type="gramStart"/>
-      <w:r>
-        <w:t>LEFT(</w:t>
-      </w:r>
-      <w:proofErr w:type="gramEnd"/>
-      <w:r>
-        <w:t>)</w:t>
+        <w:t>UPPER()</w:t>
+      </w:r>
+    </w:p>
+    <w:p>
+      <w:r>
+        <w:t>Converts all characters in a string to uppercase. (UCASE() is an alias.)</w:t>
+      </w:r>
+    </w:p>
+    <w:p>
+      <w:r>
+        <w:t>LOWER()</w:t>
+      </w:r>
+    </w:p>
+    <w:p>
+      <w:r>
+        <w:t>Converts all characters in a string to lowercase. (LCASE() is an alias.)</w:t>
+      </w:r>
+    </w:p>
+    <w:p>
+      <w:r>
+        <w:t>SUBSTRING()</w:t>
+      </w:r>
+    </w:p>
+    <w:p>
+      <w:r>
+        <w:t>Extracts a specified number of characters from a string starting at a given position. (SUBSTR() is an alias.)</w:t>
+      </w:r>
+    </w:p>
+    <w:p>
+      <w:r>
+        <w:t>LEFT()</w:t>
       </w:r>
     </w:p>
     <w:p>
@@ -2601,13 +1612,8 @@
       </w:r>
     </w:p>
     <w:p>
-      <w:proofErr w:type="gramStart"/>
-      <w:r>
-        <w:t>RIGHT(</w:t>
-      </w:r>
-      <w:proofErr w:type="gramEnd"/>
-      <w:r>
-        <w:t>)</w:t>
+      <w:r>
+        <w:t>RIGHT()</w:t>
       </w:r>
     </w:p>
     <w:p>
@@ -2616,13 +1622,8 @@
       </w:r>
     </w:p>
     <w:p>
-      <w:proofErr w:type="gramStart"/>
-      <w:r>
-        <w:t>LENGTH(</w:t>
-      </w:r>
-      <w:proofErr w:type="gramEnd"/>
-      <w:r>
-        <w:t>)</w:t>
+      <w:r>
+        <w:t>LENGTH()</w:t>
       </w:r>
     </w:p>
     <w:p>
@@ -2632,15 +1633,7 @@
     </w:p>
     <w:p>
       <w:r>
-        <w:t>CHAR_</w:t>
-      </w:r>
-      <w:proofErr w:type="gramStart"/>
-      <w:r>
-        <w:t>LENGTH(</w:t>
-      </w:r>
-      <w:proofErr w:type="gramEnd"/>
-      <w:r>
-        <w:t>)</w:t>
+        <w:t>CHAR_LENGTH()</w:t>
       </w:r>
     </w:p>
     <w:p>
@@ -2649,13 +1642,8 @@
       </w:r>
     </w:p>
     <w:p>
-      <w:proofErr w:type="gramStart"/>
-      <w:r>
-        <w:t>REPLACE(</w:t>
-      </w:r>
-      <w:proofErr w:type="gramEnd"/>
-      <w:r>
-        <w:t>)</w:t>
+      <w:r>
+        <w:t>REPLACE()</w:t>
       </w:r>
     </w:p>
     <w:p>
@@ -2664,13 +1652,8 @@
       </w:r>
     </w:p>
     <w:p>
-      <w:proofErr w:type="gramStart"/>
-      <w:r>
-        <w:t>TRIM(</w:t>
-      </w:r>
-      <w:proofErr w:type="gramEnd"/>
-      <w:r>
-        <w:t>)</w:t>
+      <w:r>
+        <w:t>TRIM()</w:t>
       </w:r>
     </w:p>
     <w:p>
@@ -2679,13 +1662,8 @@
       </w:r>
     </w:p>
     <w:p>
-      <w:proofErr w:type="gramStart"/>
-      <w:r>
-        <w:t>POSITION(</w:t>
-      </w:r>
-      <w:proofErr w:type="gramEnd"/>
-      <w:r>
-        <w:t>)</w:t>
+      <w:r>
+        <w:t>POSITION()</w:t>
       </w:r>
     </w:p>
     <w:p>
@@ -2694,36 +1672,18 @@
       </w:r>
     </w:p>
     <w:p>
-      <w:proofErr w:type="gramStart"/>
-      <w:r>
-        <w:t>INSTR(</w:t>
-      </w:r>
-      <w:proofErr w:type="gramEnd"/>
-      <w:r>
-        <w:t>)</w:t>
-      </w:r>
-    </w:p>
-    <w:p>
-      <w:r>
-        <w:t xml:space="preserve">Returns the position of the first occurrence of a substring within a string. Similar to </w:t>
-      </w:r>
-      <w:proofErr w:type="gramStart"/>
-      <w:r>
-        <w:t>POSITION(</w:t>
-      </w:r>
-      <w:proofErr w:type="gramEnd"/>
-      <w:r>
-        <w:t>), but uses a different syntax.</w:t>
-      </w:r>
-    </w:p>
-    <w:p>
-      <w:proofErr w:type="gramStart"/>
-      <w:r>
-        <w:t>REVERSE(</w:t>
-      </w:r>
-      <w:proofErr w:type="gramEnd"/>
-      <w:r>
-        <w:t>)</w:t>
+      <w:r>
+        <w:t>INSTR()</w:t>
+      </w:r>
+    </w:p>
+    <w:p>
+      <w:r>
+        <w:t>Returns the position of the first occurrence of a substring within a string. Similar to POSITION(), but uses a different syntax.</w:t>
+      </w:r>
+    </w:p>
+    <w:p>
+      <w:r>
+        <w:t>REVERSE()</w:t>
       </w:r>
     </w:p>
     <w:p>
@@ -2732,13 +1692,8 @@
       </w:r>
     </w:p>
     <w:p>
-      <w:proofErr w:type="gramStart"/>
-      <w:r>
-        <w:t>LPAD(</w:t>
-      </w:r>
-      <w:proofErr w:type="gramEnd"/>
-      <w:r>
-        <w:t>)</w:t>
+      <w:r>
+        <w:t>LPAD()</w:t>
       </w:r>
     </w:p>
     <w:p>
@@ -2747,13 +1702,8 @@
       </w:r>
     </w:p>
     <w:p>
-      <w:proofErr w:type="gramStart"/>
-      <w:r>
-        <w:t>RPAD(</w:t>
-      </w:r>
-      <w:proofErr w:type="gramEnd"/>
-      <w:r>
-        <w:t>)</w:t>
+      <w:r>
+        <w:t>RPAD()</w:t>
       </w:r>
     </w:p>
     <w:p>
@@ -2762,13 +1712,8 @@
       </w:r>
     </w:p>
     <w:p>
-      <w:proofErr w:type="gramStart"/>
-      <w:r>
-        <w:t>ASCII(</w:t>
-      </w:r>
-      <w:proofErr w:type="gramEnd"/>
-      <w:r>
-        <w:t>)</w:t>
+      <w:r>
+        <w:t>ASCII()</w:t>
       </w:r>
     </w:p>
     <w:p>
@@ -2796,133 +1741,49 @@
     <w:p>
       <w:r>
         <w:tab/>
-      </w:r>
-      <w:proofErr w:type="spellStart"/>
-      <w:r>
-        <w:t>emp_id</w:t>
-      </w:r>
-      <w:proofErr w:type="spellEnd"/>
-      <w:r>
-        <w:t xml:space="preserve"> INT PRIMARY KEY,</w:t>
+        <w:t>emp_id INT PRIMARY KEY,</w:t>
       </w:r>
     </w:p>
     <w:p>
       <w:r>
         <w:tab/>
-      </w:r>
-      <w:proofErr w:type="spellStart"/>
-      <w:r>
-        <w:t>first_name</w:t>
-      </w:r>
-      <w:proofErr w:type="spellEnd"/>
-      <w:r>
-        <w:t xml:space="preserve"> </w:t>
-      </w:r>
-      <w:proofErr w:type="gramStart"/>
-      <w:r>
-        <w:t>VARCHAR(</w:t>
-      </w:r>
-      <w:proofErr w:type="gramEnd"/>
-      <w:r>
-        <w:t>30),</w:t>
+        <w:t>first_name VARCHAR(30),</w:t>
       </w:r>
     </w:p>
     <w:p>
       <w:r>
         <w:tab/>
-      </w:r>
-      <w:proofErr w:type="spellStart"/>
-      <w:r>
-        <w:t>last_name</w:t>
-      </w:r>
-      <w:proofErr w:type="spellEnd"/>
-      <w:r>
-        <w:t xml:space="preserve"> </w:t>
-      </w:r>
-      <w:proofErr w:type="gramStart"/>
-      <w:r>
-        <w:t>VARCHAR(</w:t>
-      </w:r>
-      <w:proofErr w:type="gramEnd"/>
-      <w:r>
-        <w:t>30),</w:t>
+        <w:t>last_name VARCHAR(30),</w:t>
       </w:r>
     </w:p>
     <w:p>
       <w:r>
         <w:tab/>
-        <w:t xml:space="preserve">email </w:t>
-      </w:r>
-      <w:proofErr w:type="gramStart"/>
-      <w:r>
-        <w:t>VARCHAR(</w:t>
-      </w:r>
-      <w:proofErr w:type="gramEnd"/>
-      <w:r>
-        <w:t>60),</w:t>
+        <w:t>email VARCHAR(60),</w:t>
       </w:r>
     </w:p>
     <w:p>
       <w:r>
         <w:tab/>
-      </w:r>
-      <w:proofErr w:type="spellStart"/>
-      <w:r>
-        <w:t>phone_number</w:t>
-      </w:r>
-      <w:proofErr w:type="spellEnd"/>
-      <w:r>
-        <w:t xml:space="preserve"> </w:t>
-      </w:r>
-      <w:proofErr w:type="gramStart"/>
-      <w:r>
-        <w:t>VARCHAR(</w:t>
-      </w:r>
-      <w:proofErr w:type="gramEnd"/>
-      <w:r>
-        <w:t>20),</w:t>
+        <w:t>phone_number VARCHAR(20),</w:t>
       </w:r>
     </w:p>
     <w:p>
       <w:r>
         <w:tab/>
-        <w:t xml:space="preserve">department </w:t>
-      </w:r>
-      <w:proofErr w:type="gramStart"/>
-      <w:r>
-        <w:t>VARCHAR(</w:t>
-      </w:r>
-      <w:proofErr w:type="gramEnd"/>
-      <w:r>
-        <w:t>30),</w:t>
+        <w:t>department VARCHAR(30),</w:t>
       </w:r>
     </w:p>
     <w:p>
       <w:r>
         <w:tab/>
-        <w:t xml:space="preserve">city </w:t>
-      </w:r>
-      <w:proofErr w:type="gramStart"/>
-      <w:r>
-        <w:t>VARCHAR(</w:t>
-      </w:r>
-      <w:proofErr w:type="gramEnd"/>
-      <w:r>
-        <w:t>30),</w:t>
+        <w:t>city VARCHAR(30),</w:t>
       </w:r>
     </w:p>
     <w:p>
       <w:r>
         <w:tab/>
-        <w:t xml:space="preserve">salary </w:t>
-      </w:r>
-      <w:proofErr w:type="gramStart"/>
-      <w:r>
-        <w:t>DECIMAL(</w:t>
-      </w:r>
-      <w:proofErr w:type="gramEnd"/>
-      <w:r>
-        <w:t>10,2)</w:t>
+        <w:t>salary DECIMAL(10,2)</w:t>
       </w:r>
     </w:p>
     <w:p>
@@ -2943,132 +1804,52 @@
     </w:p>
     <w:p>
       <w:r>
-        <w:t>(101,'Rahul','Kumar</w:t>
-      </w:r>
-      <w:proofErr w:type="gramStart"/>
-      <w:r>
-        <w:t>','rahul.kumar@gmail.com</w:t>
-      </w:r>
-      <w:proofErr w:type="gramEnd"/>
-      <w:r>
-        <w:t>','987-654-3210','IT','Hyderabad',45000),</w:t>
-      </w:r>
-    </w:p>
-    <w:p>
-      <w:r>
-        <w:t>(102,'Anita','Sharma</w:t>
-      </w:r>
-      <w:proofErr w:type="gramStart"/>
-      <w:r>
-        <w:t>','anita.sharma@yahoo.com</w:t>
-      </w:r>
-      <w:proofErr w:type="gramEnd"/>
-      <w:r>
-        <w:t>','912-345-6789','HR','Bangalore',38000),</w:t>
-      </w:r>
-    </w:p>
-    <w:p>
-      <w:r>
-        <w:t>(103,'Suresh','Verma</w:t>
-      </w:r>
-      <w:proofErr w:type="gramStart"/>
-      <w:r>
-        <w:t>','suresh.verma@gmail.com</w:t>
-      </w:r>
-      <w:proofErr w:type="gramEnd"/>
-      <w:r>
-        <w:t>','998-123-4567','Sales','Chennai',52000),</w:t>
-      </w:r>
-    </w:p>
-    <w:p>
-      <w:r>
-        <w:t>(104,'Priya','Singh</w:t>
-      </w:r>
-      <w:proofErr w:type="gramStart"/>
-      <w:r>
-        <w:t>','priya.singh@outlook.com</w:t>
-      </w:r>
-      <w:proofErr w:type="gramEnd"/>
-      <w:r>
-        <w:t>','900-456-7890','Finance','Pune',47000),</w:t>
-      </w:r>
-    </w:p>
-    <w:p>
-      <w:r>
-        <w:t>(105,'Rahul','Joshi</w:t>
-      </w:r>
-      <w:proofErr w:type="gramStart"/>
-      <w:r>
-        <w:t>','rahul.joshi@gmail.com</w:t>
-      </w:r>
-      <w:proofErr w:type="gramEnd"/>
-      <w:r>
-        <w:t>','955-888-1111','Testing','Delhi',41000),</w:t>
-      </w:r>
-    </w:p>
-    <w:p>
-      <w:r>
-        <w:t>(106,'Kiran','Reddy</w:t>
-      </w:r>
-      <w:proofErr w:type="gramStart"/>
-      <w:r>
-        <w:t>','kiran.reddy@gmail.com</w:t>
-      </w:r>
-      <w:proofErr w:type="gramEnd"/>
-      <w:r>
-        <w:t>','901-222-3333','IT','Hyderabad',56000),</w:t>
-      </w:r>
-    </w:p>
-    <w:p>
-      <w:r>
-        <w:t>(107,'Deepika','Naidu</w:t>
-      </w:r>
-      <w:proofErr w:type="gramStart"/>
-      <w:r>
-        <w:t>','deepika.naidu@yahoo.com</w:t>
-      </w:r>
-      <w:proofErr w:type="gramEnd"/>
-      <w:r>
-        <w:t>','944-111-2222','HR','Vizag',39000),</w:t>
-      </w:r>
-    </w:p>
-    <w:p>
-      <w:r>
-        <w:t>(108,'Mahesh','Patel</w:t>
-      </w:r>
-      <w:proofErr w:type="gramStart"/>
-      <w:r>
-        <w:t>','mahesh.patel@gmail.com</w:t>
-      </w:r>
-      <w:proofErr w:type="gramEnd"/>
-      <w:r>
-        <w:t>','933-444-5555','Sales','Mumbai',62000),</w:t>
-      </w:r>
-    </w:p>
-    <w:p>
-      <w:r>
-        <w:t>(109,'Divya','Gupta</w:t>
-      </w:r>
-      <w:proofErr w:type="gramStart"/>
-      <w:r>
-        <w:t>','divya.gupta@gmail.com</w:t>
-      </w:r>
-      <w:proofErr w:type="gramEnd"/>
-      <w:r>
-        <w:t>','955-777-8888','Finance','Delhi',49000),</w:t>
-      </w:r>
-    </w:p>
-    <w:p>
-      <w:r>
-        <w:t>(110,'Arjun','Rao</w:t>
-      </w:r>
-      <w:proofErr w:type="gramStart"/>
-      <w:r>
-        <w:t>','arjun.rao@gmail.com</w:t>
-      </w:r>
-      <w:proofErr w:type="gramEnd"/>
-      <w:r>
-        <w:t>','988-999-7777','Developer','Hyderabad',68000);</w:t>
+        <w:t>(101,'Rahul','Kumar','rahul.kumar@gmail.com','987-654-3210','IT','Hyderabad',45000),</w:t>
+      </w:r>
+    </w:p>
+    <w:p>
+      <w:r>
+        <w:t>(102,'Anita','Sharma','anita.sharma@yahoo.com','912-345-6789','HR','Bangalore',38000),</w:t>
+      </w:r>
+    </w:p>
+    <w:p>
+      <w:r>
+        <w:t>(103,'Suresh','Verma','suresh.verma@gmail.com','998-123-4567','Sales','Chennai',52000),</w:t>
+      </w:r>
+    </w:p>
+    <w:p>
+      <w:r>
+        <w:t>(104,'Priya','Singh','priya.singh@outlook.com','900-456-7890','Finance','Pune',47000),</w:t>
+      </w:r>
+    </w:p>
+    <w:p>
+      <w:r>
+        <w:t>(105,'Rahul','Joshi','rahul.joshi@gmail.com','955-888-1111','Testing','Delhi',41000),</w:t>
+      </w:r>
+    </w:p>
+    <w:p>
+      <w:r>
+        <w:t>(106,'Kiran','Reddy','kiran.reddy@gmail.com','901-222-3333','IT','Hyderabad',56000),</w:t>
+      </w:r>
+    </w:p>
+    <w:p>
+      <w:r>
+        <w:t>(107,'Deepika','Naidu','deepika.naidu@yahoo.com','944-111-2222','HR','Vizag',39000),</w:t>
+      </w:r>
+    </w:p>
+    <w:p>
+      <w:r>
+        <w:t>(108,'Mahesh','Patel','mahesh.patel@gmail.com','933-444-5555','Sales','Mumbai',62000),</w:t>
+      </w:r>
+    </w:p>
+    <w:p>
+      <w:r>
+        <w:t>(109,'Divya','Gupta','divya.gupta@gmail.com','955-777-8888','Finance','Delhi',49000),</w:t>
+      </w:r>
+    </w:p>
+    <w:p>
+      <w:r>
+        <w:t>(110,'Arjun','Rao','arjun.rao@gmail.com','988-999-7777','Developer','Hyderabad',68000);</w:t>
       </w:r>
     </w:p>
     <w:p/>
@@ -3084,55 +1865,13 @@
     </w:p>
     <w:p>
       <w:r>
-        <w:t xml:space="preserve">Q1. Display full name by concatenating </w:t>
-      </w:r>
-      <w:proofErr w:type="spellStart"/>
-      <w:r>
-        <w:t>first_name</w:t>
-      </w:r>
-      <w:proofErr w:type="spellEnd"/>
-      <w:r>
-        <w:t xml:space="preserve"> and </w:t>
-      </w:r>
-      <w:proofErr w:type="spellStart"/>
-      <w:r>
-        <w:t>last_name</w:t>
-      </w:r>
-      <w:proofErr w:type="spellEnd"/>
-      <w:r>
-        <w:t>.</w:t>
-      </w:r>
-    </w:p>
-    <w:p>
-      <w:r>
-        <w:t xml:space="preserve">SELECT </w:t>
-      </w:r>
-      <w:proofErr w:type="gramStart"/>
-      <w:r>
-        <w:t>CONCAT(</w:t>
-      </w:r>
-      <w:proofErr w:type="spellStart"/>
-      <w:proofErr w:type="gramEnd"/>
-      <w:r>
-        <w:t>first_name</w:t>
-      </w:r>
-      <w:proofErr w:type="spellEnd"/>
-      <w:r>
-        <w:t xml:space="preserve">, ' ', </w:t>
-      </w:r>
-      <w:proofErr w:type="spellStart"/>
-      <w:r>
-        <w:t>last_name</w:t>
-      </w:r>
-      <w:proofErr w:type="spellEnd"/>
-      <w:r>
-        <w:t xml:space="preserve">) AS </w:t>
-      </w:r>
-      <w:proofErr w:type="spellStart"/>
-      <w:r>
-        <w:t>full_name</w:t>
-      </w:r>
-      <w:proofErr w:type="spellEnd"/>
+        <w:t>Q1. Display full name by concatenating first_name and last_name.</w:t>
+      </w:r>
+    </w:p>
+    <w:p>
+      <w:r>
+        <w:t>SELECT CONCAT(first_name, ' ', last_name) AS full_name</w:t>
+      </w:r>
     </w:p>
     <w:p>
       <w:r>
@@ -3142,47 +1881,13 @@
     <w:p/>
     <w:p>
       <w:r>
-        <w:t xml:space="preserve">Q2. Convert </w:t>
-      </w:r>
-      <w:proofErr w:type="spellStart"/>
-      <w:r>
-        <w:t>first_name</w:t>
-      </w:r>
-      <w:proofErr w:type="spellEnd"/>
-      <w:r>
-        <w:t xml:space="preserve"> to uppercase.</w:t>
-      </w:r>
-    </w:p>
-    <w:p>
-      <w:r>
-        <w:t xml:space="preserve">SELECT </w:t>
-      </w:r>
-      <w:proofErr w:type="spellStart"/>
-      <w:r>
-        <w:t>first_name</w:t>
-      </w:r>
-      <w:proofErr w:type="spellEnd"/>
-      <w:r>
-        <w:t xml:space="preserve">, </w:t>
-      </w:r>
-      <w:proofErr w:type="gramStart"/>
-      <w:r>
-        <w:t>UPPER(</w:t>
-      </w:r>
-      <w:proofErr w:type="spellStart"/>
-      <w:proofErr w:type="gramEnd"/>
-      <w:r>
-        <w:t>first_name</w:t>
-      </w:r>
-      <w:proofErr w:type="spellEnd"/>
-      <w:r>
-        <w:t xml:space="preserve">) AS </w:t>
-      </w:r>
-      <w:proofErr w:type="spellStart"/>
-      <w:r>
-        <w:t>upper_name</w:t>
-      </w:r>
-      <w:proofErr w:type="spellEnd"/>
+        <w:t>Q2. Convert first_name to uppercase.</w:t>
+      </w:r>
+    </w:p>
+    <w:p>
+      <w:r>
+        <w:t>SELECT first_name, UPPER(first_name) AS upper_name</w:t>
+      </w:r>
     </w:p>
     <w:p>
       <w:r>
@@ -3192,48 +1897,14 @@
     <w:p/>
     <w:p>
       <w:r>
-        <w:t xml:space="preserve">Q3. Convert </w:t>
-      </w:r>
-      <w:proofErr w:type="spellStart"/>
-      <w:r>
-        <w:t>last_name</w:t>
-      </w:r>
-      <w:proofErr w:type="spellEnd"/>
-      <w:r>
-        <w:t xml:space="preserve"> to lowercase.</w:t>
+        <w:t>Q3. Convert last_name to lowercase.</w:t>
       </w:r>
     </w:p>
     <w:p>
       <w:r>
         <w:lastRenderedPageBreak/>
-        <w:t xml:space="preserve">SELECT </w:t>
-      </w:r>
-      <w:proofErr w:type="spellStart"/>
-      <w:r>
-        <w:t>last_name</w:t>
-      </w:r>
-      <w:proofErr w:type="spellEnd"/>
-      <w:r>
-        <w:t xml:space="preserve">, </w:t>
-      </w:r>
-      <w:proofErr w:type="gramStart"/>
-      <w:r>
-        <w:t>LOWER(</w:t>
-      </w:r>
-      <w:proofErr w:type="spellStart"/>
-      <w:proofErr w:type="gramEnd"/>
-      <w:r>
-        <w:t>last_name</w:t>
-      </w:r>
-      <w:proofErr w:type="spellEnd"/>
-      <w:r>
-        <w:t xml:space="preserve">) AS </w:t>
-      </w:r>
-      <w:proofErr w:type="spellStart"/>
-      <w:r>
-        <w:t>lower_name</w:t>
-      </w:r>
-      <w:proofErr w:type="spellEnd"/>
+        <w:t>SELECT last_name, LOWER(last_name) AS lower_name</w:t>
+      </w:r>
     </w:p>
     <w:p>
       <w:r>
@@ -3248,21 +1919,8 @@
     </w:p>
     <w:p>
       <w:r>
-        <w:t xml:space="preserve">SELECT email, </w:t>
-      </w:r>
-      <w:proofErr w:type="gramStart"/>
-      <w:r>
-        <w:t>SUBSTRING(</w:t>
-      </w:r>
-      <w:proofErr w:type="gramEnd"/>
-      <w:r>
-        <w:t xml:space="preserve">email, 1, 10) AS </w:t>
-      </w:r>
-      <w:proofErr w:type="spellStart"/>
-      <w:r>
-        <w:t>email_prefix</w:t>
-      </w:r>
-      <w:proofErr w:type="spellEnd"/>
+        <w:t>SELECT email, SUBSTRING(email, 1, 10) AS email_prefix</w:t>
+      </w:r>
     </w:p>
     <w:p>
       <w:r>
@@ -3272,47 +1930,13 @@
     <w:p/>
     <w:p>
       <w:r>
-        <w:t xml:space="preserve">Q5. Find the length of </w:t>
-      </w:r>
-      <w:proofErr w:type="spellStart"/>
-      <w:r>
-        <w:t>first_name</w:t>
-      </w:r>
-      <w:proofErr w:type="spellEnd"/>
-      <w:r>
-        <w:t>.</w:t>
-      </w:r>
-    </w:p>
-    <w:p>
-      <w:r>
-        <w:t xml:space="preserve">SELECT </w:t>
-      </w:r>
-      <w:proofErr w:type="spellStart"/>
-      <w:r>
-        <w:t>first_name</w:t>
-      </w:r>
-      <w:proofErr w:type="spellEnd"/>
-      <w:r>
-        <w:t xml:space="preserve">, </w:t>
-      </w:r>
-      <w:proofErr w:type="gramStart"/>
-      <w:r>
-        <w:t>LENGTH(</w:t>
-      </w:r>
-      <w:proofErr w:type="spellStart"/>
-      <w:proofErr w:type="gramEnd"/>
-      <w:r>
-        <w:t>first_name</w:t>
-      </w:r>
-      <w:proofErr w:type="spellEnd"/>
-      <w:r>
-        <w:t xml:space="preserve">) AS </w:t>
-      </w:r>
-      <w:proofErr w:type="spellStart"/>
-      <w:r>
-        <w:t>name_length</w:t>
-      </w:r>
-      <w:proofErr w:type="spellEnd"/>
+        <w:t>Q5. Find the length of first_name.</w:t>
+      </w:r>
+    </w:p>
+    <w:p>
+      <w:r>
+        <w:t>SELECT first_name, LENGTH(first_name) AS name_length</w:t>
+      </w:r>
     </w:p>
     <w:p>
       <w:r>
@@ -3322,47 +1946,13 @@
     <w:p/>
     <w:p>
       <w:r>
-        <w:t xml:space="preserve">Q6. Remove dashes from </w:t>
-      </w:r>
-      <w:proofErr w:type="spellStart"/>
-      <w:r>
-        <w:t>phone_number</w:t>
-      </w:r>
-      <w:proofErr w:type="spellEnd"/>
-      <w:r>
-        <w:t>.</w:t>
-      </w:r>
-    </w:p>
-    <w:p>
-      <w:r>
-        <w:t xml:space="preserve">SELECT </w:t>
-      </w:r>
-      <w:proofErr w:type="spellStart"/>
-      <w:r>
-        <w:t>phone_number</w:t>
-      </w:r>
-      <w:proofErr w:type="spellEnd"/>
-      <w:r>
-        <w:t xml:space="preserve">, </w:t>
-      </w:r>
-      <w:proofErr w:type="gramStart"/>
-      <w:r>
-        <w:t>REPLACE(</w:t>
-      </w:r>
-      <w:proofErr w:type="spellStart"/>
-      <w:proofErr w:type="gramEnd"/>
-      <w:r>
-        <w:t>phone_number</w:t>
-      </w:r>
-      <w:proofErr w:type="spellEnd"/>
-      <w:r>
-        <w:t xml:space="preserve">, '-', '') AS </w:t>
-      </w:r>
-      <w:proofErr w:type="spellStart"/>
-      <w:r>
-        <w:t>clean_phone</w:t>
-      </w:r>
-      <w:proofErr w:type="spellEnd"/>
+        <w:t>Q6. Remove dashes from phone_number.</w:t>
+      </w:r>
+    </w:p>
+    <w:p>
+      <w:r>
+        <w:t>SELECT phone_number, REPLACE(phone_number, '-', '') AS clean_phone</w:t>
+      </w:r>
     </w:p>
     <w:p>
       <w:r>
@@ -3372,39 +1962,13 @@
     <w:p/>
     <w:p>
       <w:r>
-        <w:t xml:space="preserve">Q7. Remove leading and trailing spaces from </w:t>
-      </w:r>
-      <w:proofErr w:type="spellStart"/>
-      <w:r>
-        <w:t>first_name</w:t>
-      </w:r>
-      <w:proofErr w:type="spellEnd"/>
-      <w:r>
-        <w:t>.</w:t>
-      </w:r>
-    </w:p>
-    <w:p>
-      <w:r>
-        <w:t xml:space="preserve">SELECT </w:t>
-      </w:r>
-      <w:proofErr w:type="gramStart"/>
-      <w:r>
-        <w:t>TRIM(</w:t>
-      </w:r>
-      <w:proofErr w:type="spellStart"/>
-      <w:proofErr w:type="gramEnd"/>
-      <w:r>
-        <w:t>first_name</w:t>
-      </w:r>
-      <w:proofErr w:type="spellEnd"/>
-      <w:r>
-        <w:t xml:space="preserve">) AS </w:t>
-      </w:r>
-      <w:proofErr w:type="spellStart"/>
-      <w:r>
-        <w:t>trimmed_name</w:t>
-      </w:r>
-      <w:proofErr w:type="spellEnd"/>
+        <w:t>Q7. Remove leading and trailing spaces from first_name.</w:t>
+      </w:r>
+    </w:p>
+    <w:p>
+      <w:r>
+        <w:t>SELECT TRIM(first_name) AS trimmed_name</w:t>
+      </w:r>
     </w:p>
     <w:p>
       <w:r>
@@ -3414,58 +1978,13 @@
     <w:p/>
     <w:p>
       <w:r>
-        <w:t xml:space="preserve">Q8. Concatenate </w:t>
-      </w:r>
-      <w:proofErr w:type="spellStart"/>
-      <w:r>
-        <w:t>first_name</w:t>
-      </w:r>
-      <w:proofErr w:type="spellEnd"/>
-      <w:r>
-        <w:t xml:space="preserve">, </w:t>
-      </w:r>
-      <w:proofErr w:type="spellStart"/>
-      <w:r>
-        <w:t>last_name</w:t>
-      </w:r>
-      <w:proofErr w:type="spellEnd"/>
-      <w:r>
-        <w:t xml:space="preserve"> and email separated by a comma.</w:t>
-      </w:r>
-    </w:p>
-    <w:p>
-      <w:r>
-        <w:t>SELECT CONCAT_</w:t>
-      </w:r>
-      <w:proofErr w:type="gramStart"/>
-      <w:r>
-        <w:t>WS(</w:t>
-      </w:r>
-      <w:proofErr w:type="gramEnd"/>
-      <w:r>
-        <w:t xml:space="preserve">', ', </w:t>
-      </w:r>
-      <w:proofErr w:type="spellStart"/>
-      <w:r>
-        <w:t>first_name</w:t>
-      </w:r>
-      <w:proofErr w:type="spellEnd"/>
-      <w:r>
-        <w:t xml:space="preserve">, </w:t>
-      </w:r>
-      <w:proofErr w:type="spellStart"/>
-      <w:r>
-        <w:t>last_name</w:t>
-      </w:r>
-      <w:proofErr w:type="spellEnd"/>
-      <w:r>
-        <w:t xml:space="preserve">, email) AS </w:t>
-      </w:r>
-      <w:proofErr w:type="spellStart"/>
-      <w:r>
-        <w:t>employee_info</w:t>
-      </w:r>
-      <w:proofErr w:type="spellEnd"/>
+        <w:t>Q8. Concatenate first_name, last_name and email separated by a comma.</w:t>
+      </w:r>
+    </w:p>
+    <w:p>
+      <w:r>
+        <w:t>SELECT CONCAT_WS(', ', first_name, last_name, email) AS employee_info</w:t>
+      </w:r>
     </w:p>
     <w:p>
       <w:r>
@@ -3475,129 +1994,29 @@
     <w:p/>
     <w:p>
       <w:r>
-        <w:t xml:space="preserve">Q9. Find the position of the letter 'a' in </w:t>
-      </w:r>
-      <w:proofErr w:type="spellStart"/>
-      <w:r>
-        <w:t>first_name</w:t>
-      </w:r>
-      <w:proofErr w:type="spellEnd"/>
-      <w:r>
-        <w:t xml:space="preserve"> using </w:t>
-      </w:r>
-      <w:proofErr w:type="gramStart"/>
-      <w:r>
-        <w:t>POSITION(</w:t>
-      </w:r>
-      <w:proofErr w:type="gramEnd"/>
-      <w:r>
-        <w:t>).</w:t>
-      </w:r>
-    </w:p>
-    <w:p>
-      <w:r>
-        <w:t xml:space="preserve">SELECT </w:t>
-      </w:r>
-      <w:proofErr w:type="spellStart"/>
-      <w:r>
-        <w:t>first_name</w:t>
-      </w:r>
-      <w:proofErr w:type="spellEnd"/>
-      <w:r>
-        <w:t xml:space="preserve">, </w:t>
-      </w:r>
-      <w:proofErr w:type="gramStart"/>
-      <w:r>
-        <w:t>POSITION(</w:t>
-      </w:r>
-      <w:proofErr w:type="gramEnd"/>
-      <w:r>
-        <w:t xml:space="preserve">'a' IN </w:t>
-      </w:r>
-      <w:proofErr w:type="spellStart"/>
-      <w:r>
-        <w:t>first_name</w:t>
-      </w:r>
-      <w:proofErr w:type="spellEnd"/>
-      <w:r>
-        <w:t xml:space="preserve">) AS </w:t>
-      </w:r>
-      <w:proofErr w:type="spellStart"/>
-      <w:r>
-        <w:t>position_of_a</w:t>
-      </w:r>
-      <w:proofErr w:type="spellEnd"/>
-    </w:p>
-    <w:p>
-      <w:r>
-        <w:t xml:space="preserve">FROM </w:t>
-      </w:r>
-      <w:proofErr w:type="spellStart"/>
-      <w:r>
-        <w:t>employeeSELECT</w:t>
-      </w:r>
-      <w:proofErr w:type="spellEnd"/>
-      <w:r>
-        <w:t xml:space="preserve"> FIRST_</w:t>
-      </w:r>
-      <w:proofErr w:type="gramStart"/>
-      <w:r>
-        <w:t>NAME,INSTR</w:t>
-      </w:r>
-      <w:proofErr w:type="gramEnd"/>
-    </w:p>
-    <w:p/>
-    <w:p>
-      <w:r>
-        <w:t xml:space="preserve">Q10. Find the position of the letter 'a' in </w:t>
-      </w:r>
-      <w:proofErr w:type="spellStart"/>
-      <w:r>
-        <w:t>first_name</w:t>
-      </w:r>
-      <w:proofErr w:type="spellEnd"/>
-      <w:r>
-        <w:t xml:space="preserve"> using </w:t>
-      </w:r>
-      <w:proofErr w:type="gramStart"/>
-      <w:r>
-        <w:t>INSTR(</w:t>
-      </w:r>
-      <w:proofErr w:type="gramEnd"/>
-      <w:r>
-        <w:t>).</w:t>
-      </w:r>
-    </w:p>
-    <w:p>
-      <w:r>
-        <w:t xml:space="preserve">SELECT </w:t>
-      </w:r>
-      <w:proofErr w:type="spellStart"/>
-      <w:r>
-        <w:t>first_name</w:t>
-      </w:r>
-      <w:proofErr w:type="spellEnd"/>
-      <w:r>
-        <w:t xml:space="preserve">, </w:t>
-      </w:r>
-      <w:proofErr w:type="gramStart"/>
-      <w:r>
-        <w:t>INSTR(</w:t>
-      </w:r>
-      <w:proofErr w:type="spellStart"/>
-      <w:proofErr w:type="gramEnd"/>
-      <w:r>
-        <w:t>first_name</w:t>
-      </w:r>
-      <w:proofErr w:type="spellEnd"/>
-      <w:r>
-        <w:t xml:space="preserve">, 'a') AS </w:t>
-      </w:r>
-      <w:proofErr w:type="spellStart"/>
-      <w:r>
-        <w:t>position_of_a</w:t>
-      </w:r>
-      <w:proofErr w:type="spellEnd"/>
+        <w:t>Q9. Find the position of the letter 'a' in first_name using POSITION().</w:t>
+      </w:r>
+    </w:p>
+    <w:p>
+      <w:r>
+        <w:t>SELECT first_name, POSITION('a' IN first_name) AS position_of_a</w:t>
+      </w:r>
+    </w:p>
+    <w:p>
+      <w:r>
+        <w:t>FROM employeeSELECT FIRST_NAME,INSTR</w:t>
+      </w:r>
+    </w:p>
+    <w:p/>
+    <w:p>
+      <w:r>
+        <w:t>Q10. Find the position of the letter 'a' in first_name using INSTR().</w:t>
+      </w:r>
+    </w:p>
+    <w:p>
+      <w:r>
+        <w:t>SELECT first_name, INSTR(first_name, 'a') AS position_of_a</w:t>
+      </w:r>
     </w:p>
     <w:p>
       <w:r>
@@ -3607,47 +2026,13 @@
     <w:p/>
     <w:p>
       <w:r>
-        <w:t xml:space="preserve">Q11. Display the first 3 characters of </w:t>
-      </w:r>
-      <w:proofErr w:type="spellStart"/>
-      <w:r>
-        <w:t>first_name</w:t>
-      </w:r>
-      <w:proofErr w:type="spellEnd"/>
-      <w:r>
-        <w:t>.</w:t>
-      </w:r>
-    </w:p>
-    <w:p>
-      <w:r>
-        <w:t xml:space="preserve">SELECT </w:t>
-      </w:r>
-      <w:proofErr w:type="spellStart"/>
-      <w:r>
-        <w:t>first_name</w:t>
-      </w:r>
-      <w:proofErr w:type="spellEnd"/>
-      <w:r>
-        <w:t xml:space="preserve">, </w:t>
-      </w:r>
-      <w:proofErr w:type="gramStart"/>
-      <w:r>
-        <w:t>LEFT(</w:t>
-      </w:r>
-      <w:proofErr w:type="spellStart"/>
-      <w:proofErr w:type="gramEnd"/>
-      <w:r>
-        <w:t>first_name</w:t>
-      </w:r>
-      <w:proofErr w:type="spellEnd"/>
-      <w:r>
-        <w:t xml:space="preserve">, 3) AS </w:t>
-      </w:r>
-      <w:proofErr w:type="spellStart"/>
-      <w:r>
-        <w:t>short_name</w:t>
-      </w:r>
-      <w:proofErr w:type="spellEnd"/>
+        <w:t>Q11. Display the first 3 characters of first_name.</w:t>
+      </w:r>
+    </w:p>
+    <w:p>
+      <w:r>
+        <w:t>SELECT first_name, LEFT(first_name, 3) AS short_name</w:t>
+      </w:r>
     </w:p>
     <w:p>
       <w:r>
@@ -3658,47 +2043,13 @@
     <w:p>
       <w:r>
         <w:lastRenderedPageBreak/>
-        <w:t xml:space="preserve">Q12. Display the last 3 characters of </w:t>
-      </w:r>
-      <w:proofErr w:type="spellStart"/>
-      <w:r>
-        <w:t>last_name</w:t>
-      </w:r>
-      <w:proofErr w:type="spellEnd"/>
-      <w:r>
-        <w:t>.</w:t>
-      </w:r>
-    </w:p>
-    <w:p>
-      <w:r>
-        <w:t xml:space="preserve">SELECT </w:t>
-      </w:r>
-      <w:proofErr w:type="spellStart"/>
-      <w:r>
-        <w:t>last_name</w:t>
-      </w:r>
-      <w:proofErr w:type="spellEnd"/>
-      <w:r>
-        <w:t xml:space="preserve">, </w:t>
-      </w:r>
-      <w:proofErr w:type="gramStart"/>
-      <w:r>
-        <w:t>RIGHT(</w:t>
-      </w:r>
-      <w:proofErr w:type="spellStart"/>
-      <w:proofErr w:type="gramEnd"/>
-      <w:r>
-        <w:t>last_name</w:t>
-      </w:r>
-      <w:proofErr w:type="spellEnd"/>
-      <w:r>
-        <w:t xml:space="preserve">, 3) AS </w:t>
-      </w:r>
-      <w:proofErr w:type="spellStart"/>
-      <w:r>
-        <w:t>end_letters</w:t>
-      </w:r>
-      <w:proofErr w:type="spellEnd"/>
+        <w:t>Q12. Display the last 3 characters of last_name.</w:t>
+      </w:r>
+    </w:p>
+    <w:p>
+      <w:r>
+        <w:t>SELECT last_name, RIGHT(last_name, 3) AS end_letters</w:t>
+      </w:r>
     </w:p>
     <w:p>
       <w:r>
@@ -3708,47 +2059,13 @@
     <w:p/>
     <w:p>
       <w:r>
-        <w:t xml:space="preserve">Q13. Reverse the </w:t>
-      </w:r>
-      <w:proofErr w:type="spellStart"/>
-      <w:r>
-        <w:t>first_name</w:t>
-      </w:r>
-      <w:proofErr w:type="spellEnd"/>
-      <w:r>
-        <w:t>.</w:t>
-      </w:r>
-    </w:p>
-    <w:p>
-      <w:r>
-        <w:t xml:space="preserve">SELECT </w:t>
-      </w:r>
-      <w:proofErr w:type="spellStart"/>
-      <w:r>
-        <w:t>first_name</w:t>
-      </w:r>
-      <w:proofErr w:type="spellEnd"/>
-      <w:r>
-        <w:t xml:space="preserve">, </w:t>
-      </w:r>
-      <w:proofErr w:type="gramStart"/>
-      <w:r>
-        <w:t>REVERSE(</w:t>
-      </w:r>
-      <w:proofErr w:type="spellStart"/>
-      <w:proofErr w:type="gramEnd"/>
-      <w:r>
-        <w:t>first_name</w:t>
-      </w:r>
-      <w:proofErr w:type="spellEnd"/>
-      <w:r>
-        <w:t xml:space="preserve">) AS </w:t>
-      </w:r>
-      <w:proofErr w:type="spellStart"/>
-      <w:r>
-        <w:t>reversed_name</w:t>
-      </w:r>
-      <w:proofErr w:type="spellEnd"/>
+        <w:t>Q13. Reverse the first_name.</w:t>
+      </w:r>
+    </w:p>
+    <w:p>
+      <w:r>
+        <w:t>SELECT first_name, REVERSE(first_name) AS reversed_name</w:t>
+      </w:r>
     </w:p>
     <w:p>
       <w:r>
@@ -3758,47 +2075,13 @@
     <w:p/>
     <w:p>
       <w:r>
-        <w:t xml:space="preserve">Q14. Pad </w:t>
-      </w:r>
-      <w:proofErr w:type="spellStart"/>
-      <w:r>
-        <w:t>first_name</w:t>
-      </w:r>
-      <w:proofErr w:type="spellEnd"/>
-      <w:r>
-        <w:t xml:space="preserve"> on the left with '*' to make it 10 characters.</w:t>
-      </w:r>
-    </w:p>
-    <w:p>
-      <w:r>
-        <w:t xml:space="preserve">SELECT </w:t>
-      </w:r>
-      <w:proofErr w:type="spellStart"/>
-      <w:r>
-        <w:t>first_name</w:t>
-      </w:r>
-      <w:proofErr w:type="spellEnd"/>
-      <w:r>
-        <w:t xml:space="preserve">, </w:t>
-      </w:r>
-      <w:proofErr w:type="gramStart"/>
-      <w:r>
-        <w:t>LPAD(</w:t>
-      </w:r>
-      <w:proofErr w:type="spellStart"/>
-      <w:proofErr w:type="gramEnd"/>
-      <w:r>
-        <w:t>first_name</w:t>
-      </w:r>
-      <w:proofErr w:type="spellEnd"/>
-      <w:r>
-        <w:t xml:space="preserve">, 10, '*') AS </w:t>
-      </w:r>
-      <w:proofErr w:type="spellStart"/>
-      <w:r>
-        <w:t>padded_name</w:t>
-      </w:r>
-      <w:proofErr w:type="spellEnd"/>
+        <w:t>Q14. Pad first_name on the left with '*' to make it 10 characters.</w:t>
+      </w:r>
+    </w:p>
+    <w:p>
+      <w:r>
+        <w:t>SELECT first_name, LPAD(first_name, 10, '*') AS padded_name</w:t>
+      </w:r>
     </w:p>
     <w:p>
       <w:r>
@@ -3808,47 +2091,13 @@
     <w:p/>
     <w:p>
       <w:r>
-        <w:t xml:space="preserve">Q15. Pad </w:t>
-      </w:r>
-      <w:proofErr w:type="spellStart"/>
-      <w:r>
-        <w:t>first_name</w:t>
-      </w:r>
-      <w:proofErr w:type="spellEnd"/>
-      <w:r>
-        <w:t xml:space="preserve"> on the right with '-' to make it 10 characters.</w:t>
-      </w:r>
-    </w:p>
-    <w:p>
-      <w:r>
-        <w:t xml:space="preserve">SELECT </w:t>
-      </w:r>
-      <w:proofErr w:type="spellStart"/>
-      <w:r>
-        <w:t>first_name</w:t>
-      </w:r>
-      <w:proofErr w:type="spellEnd"/>
-      <w:r>
-        <w:t xml:space="preserve">, </w:t>
-      </w:r>
-      <w:proofErr w:type="gramStart"/>
-      <w:r>
-        <w:t>RPAD(</w:t>
-      </w:r>
-      <w:proofErr w:type="spellStart"/>
-      <w:proofErr w:type="gramEnd"/>
-      <w:r>
-        <w:t>first_name</w:t>
-      </w:r>
-      <w:proofErr w:type="spellEnd"/>
-      <w:r>
-        <w:t xml:space="preserve">, 10, '-') AS </w:t>
-      </w:r>
-      <w:proofErr w:type="spellStart"/>
-      <w:r>
-        <w:t>padded_name</w:t>
-      </w:r>
-      <w:proofErr w:type="spellEnd"/>
+        <w:t>Q15. Pad first_name on the right with '-' to make it 10 characters.</w:t>
+      </w:r>
+    </w:p>
+    <w:p>
+      <w:r>
+        <w:t>SELECT first_name, RPAD(first_name, 10, '-') AS padded_name</w:t>
+      </w:r>
     </w:p>
     <w:p>
       <w:r>
@@ -3858,47 +2107,13 @@
     <w:p/>
     <w:p>
       <w:r>
-        <w:t xml:space="preserve">Q16. Find the ASCII value of the first character of </w:t>
-      </w:r>
-      <w:proofErr w:type="spellStart"/>
-      <w:r>
-        <w:t>first_name</w:t>
-      </w:r>
-      <w:proofErr w:type="spellEnd"/>
-      <w:r>
-        <w:t>.</w:t>
-      </w:r>
-    </w:p>
-    <w:p>
-      <w:r>
-        <w:t xml:space="preserve">SELECT </w:t>
-      </w:r>
-      <w:proofErr w:type="spellStart"/>
-      <w:r>
-        <w:t>first_name</w:t>
-      </w:r>
-      <w:proofErr w:type="spellEnd"/>
-      <w:r>
-        <w:t xml:space="preserve">, </w:t>
-      </w:r>
-      <w:proofErr w:type="gramStart"/>
-      <w:r>
-        <w:t>ASCII(</w:t>
-      </w:r>
-      <w:proofErr w:type="spellStart"/>
-      <w:proofErr w:type="gramEnd"/>
-      <w:r>
-        <w:t>first_name</w:t>
-      </w:r>
-      <w:proofErr w:type="spellEnd"/>
-      <w:r>
-        <w:t xml:space="preserve">) AS </w:t>
-      </w:r>
-      <w:proofErr w:type="spellStart"/>
-      <w:r>
-        <w:t>ascii_value</w:t>
-      </w:r>
-      <w:proofErr w:type="spellEnd"/>
+        <w:t>Q16. Find the ASCII value of the first character of first_name.</w:t>
+      </w:r>
+    </w:p>
+    <w:p>
+      <w:r>
+        <w:t>SELECT first_name, ASCII(first_name) AS ascii_value</w:t>
+      </w:r>
     </w:p>
     <w:p>
       <w:r>
@@ -3908,47 +2123,13 @@
     <w:p/>
     <w:p>
       <w:r>
-        <w:t xml:space="preserve">Q17. Find the character length of </w:t>
-      </w:r>
-      <w:proofErr w:type="spellStart"/>
-      <w:r>
-        <w:t>first_name</w:t>
-      </w:r>
-      <w:proofErr w:type="spellEnd"/>
-      <w:r>
-        <w:t>.</w:t>
-      </w:r>
-    </w:p>
-    <w:p>
-      <w:r>
-        <w:t xml:space="preserve">SELECT </w:t>
-      </w:r>
-      <w:proofErr w:type="spellStart"/>
-      <w:r>
-        <w:t>first_name</w:t>
-      </w:r>
-      <w:proofErr w:type="spellEnd"/>
-      <w:r>
-        <w:t>, CHAR_</w:t>
-      </w:r>
-      <w:proofErr w:type="gramStart"/>
-      <w:r>
-        <w:t>LENGTH(</w:t>
-      </w:r>
-      <w:proofErr w:type="spellStart"/>
-      <w:proofErr w:type="gramEnd"/>
-      <w:r>
-        <w:t>first_name</w:t>
-      </w:r>
-      <w:proofErr w:type="spellEnd"/>
-      <w:r>
-        <w:t xml:space="preserve">) AS </w:t>
-      </w:r>
-      <w:proofErr w:type="spellStart"/>
-      <w:r>
-        <w:t>char_len</w:t>
-      </w:r>
-      <w:proofErr w:type="spellEnd"/>
+        <w:t>Q17. Find the character length of first_name.</w:t>
+      </w:r>
+    </w:p>
+    <w:p>
+      <w:r>
+        <w:t>SELECT first_name, CHAR_LENGTH(first_name) AS char_len</w:t>
+      </w:r>
     </w:p>
     <w:p>
       <w:r>
@@ -3963,21 +2144,8 @@
     </w:p>
     <w:p>
       <w:r>
-        <w:t xml:space="preserve">SELECT email, </w:t>
-      </w:r>
-      <w:proofErr w:type="gramStart"/>
-      <w:r>
-        <w:t>LOWER(</w:t>
-      </w:r>
-      <w:proofErr w:type="gramEnd"/>
-      <w:r>
-        <w:t xml:space="preserve">email) AS </w:t>
-      </w:r>
-      <w:proofErr w:type="spellStart"/>
-      <w:r>
-        <w:t>lower_email</w:t>
-      </w:r>
-      <w:proofErr w:type="spellEnd"/>
+        <w:t>SELECT email, LOWER(email) AS lower_email</w:t>
+      </w:r>
     </w:p>
     <w:p>
       <w:r>
@@ -3992,21 +2160,8 @@
     </w:p>
     <w:p>
       <w:r>
-        <w:t xml:space="preserve">SELECT department, </w:t>
-      </w:r>
-      <w:proofErr w:type="gramStart"/>
-      <w:r>
-        <w:t>UPPER(</w:t>
-      </w:r>
-      <w:proofErr w:type="gramEnd"/>
-      <w:r>
-        <w:t xml:space="preserve">department) AS </w:t>
-      </w:r>
-      <w:proofErr w:type="spellStart"/>
-      <w:r>
-        <w:t>upper_department</w:t>
-      </w:r>
-      <w:proofErr w:type="spellEnd"/>
+        <w:t>SELECT department, UPPER(department) AS upper_department</w:t>
+      </w:r>
     </w:p>
     <w:p>
       <w:r>
@@ -4016,58 +2171,13 @@
     <w:p/>
     <w:p>
       <w:r>
-        <w:t xml:space="preserve">Q20. Remove leading spaces and trailing spaces from city using </w:t>
-      </w:r>
-      <w:proofErr w:type="gramStart"/>
-      <w:r>
-        <w:t>LTRIM(</w:t>
-      </w:r>
-      <w:proofErr w:type="gramEnd"/>
-      <w:r>
-        <w:t xml:space="preserve">) and </w:t>
-      </w:r>
-      <w:proofErr w:type="gramStart"/>
-      <w:r>
-        <w:t>RTRIM(</w:t>
-      </w:r>
-      <w:proofErr w:type="gramEnd"/>
-      <w:r>
-        <w:t>).</w:t>
-      </w:r>
-    </w:p>
-    <w:p>
-      <w:r>
-        <w:t xml:space="preserve">SELECT city, </w:t>
-      </w:r>
-      <w:proofErr w:type="gramStart"/>
-      <w:r>
-        <w:t>LTRIM(</w:t>
-      </w:r>
-      <w:proofErr w:type="gramEnd"/>
-      <w:r>
-        <w:t xml:space="preserve">city) AS </w:t>
-      </w:r>
-      <w:proofErr w:type="spellStart"/>
-      <w:r>
-        <w:t>left_trimmed</w:t>
-      </w:r>
-      <w:proofErr w:type="spellEnd"/>
-      <w:r>
-        <w:t xml:space="preserve">, </w:t>
-      </w:r>
-      <w:proofErr w:type="gramStart"/>
-      <w:r>
-        <w:t>RTRIM(</w:t>
-      </w:r>
-      <w:proofErr w:type="gramEnd"/>
-      <w:r>
-        <w:t xml:space="preserve">city) AS </w:t>
-      </w:r>
-      <w:proofErr w:type="spellStart"/>
-      <w:r>
-        <w:t>right_trimmed</w:t>
-      </w:r>
-      <w:proofErr w:type="spellEnd"/>
+        <w:t>Q20. Remove leading spaces and trailing spaces from city using LTRIM() and RTRIM().</w:t>
+      </w:r>
+    </w:p>
+    <w:p>
+      <w:r>
+        <w:t>SELECT city, LTRIM(city) AS left_trimmed, RTRIM(city) AS right_trimmed</w:t>
+      </w:r>
     </w:p>
     <w:p>
       <w:r>
@@ -4694,6 +2804,7 @@
   <w:style w:type="character" w:default="1" w:styleId="DefaultParagraphFont">
     <w:name w:val="Default Paragraph Font"/>
     <w:uiPriority w:val="1"/>
+    <w:semiHidden/>
     <w:unhideWhenUsed/>
   </w:style>
   <w:style w:type="table" w:default="1" w:styleId="TableNormal">
